--- a/p10_japan/submission/ijoem_package/01_manuscript_blinded.docx
+++ b/p10_japan/submission/ijoem_package/01_manuscript_blinded.docx
@@ -8,7 +8,7 @@
         <w:pStyle w:val="Heading1"/>
       </w:pPr>
       <w:r>
-        <w:t xml:space="preserve">At the Upper Bound of the Institutional Gradient: Internationalization, Capabilities, and Firm Performance in Japan’s Inaugural World Bank Enterprise Survey</w:t>
+        <w:t xml:space="preserve">At the Upper Bound of the Institutional Gradient: Internationalization, Capabilities, and Firm Performance in Japan's Inaugural World Bank Enterprise Survey</w:t>
       </w:r>
     </w:p>
     <w:p>
@@ -200,7 +200,7 @@
         <w:t xml:space="preserve"> </w:t>
       </w:r>
       <w:r>
-        <w:t xml:space="preserve">This is the first firm-level I–P estimate for Japan on the WBES instrument and the first test of the upper-bound prediction of an institution-contingent I–P framework using an economy’s inaugural survey wave. The flattening of the curve at the strongest-institution regime mirrors independent evidence from Singapore and completes a three-zone pattern, inverted-U in transition regimes, near-linearity at the top, dissolution at the bottom, documented across 50 Asian and Pacific economies.</w:t>
+        <w:t xml:space="preserve">This is the first firm-level I–P estimate for Japan on the WBES instrument and the first test of the upper-bound prediction of an institution-contingent I–P framework using an economy's inaugural survey wave. The flattening of the curve at the strongest-institution regime mirrors independent evidence from Singapore and completes a three-zone pattern, inverted-U in transition regimes, near-linearity at the top, dissolution at the bottom, documented across 50 Asian and Pacific economies.</w:t>
       </w:r>
     </w:p>
     <w:p>
@@ -229,7 +229,7 @@
       </w:r>
     </w:p>
     <w:bookmarkEnd w:id="20"/>
-    <w:bookmarkStart w:id="21" w:name="introduction"/>
+    <w:bookmarkStart w:id="21" w:name="Xe3d0fc0bea9a42ce7605565d0964033d7f6ee47"/>
     <w:p>
       <w:pPr>
         <w:pStyle w:val="Heading2"/>
@@ -243,41 +243,23 @@
         <w:pStyle w:val="FirstParagraph"/>
       </w:pPr>
       <w:r>
-        <w:t xml:space="preserve">The relationship between internationalization and firm performance (I–P) is among the most intensively studied questions in international business, and among the least settled (Bausch &amp; Krist, 2007; Kirca et al., 2012; Marano et al., 2016). Decades of research have produced positive, negative, U-shaped, inverted-U-shaped, and S-shaped findings, a dispersion that meta-analyses attribute less to measurement noise than to genuine heterogeneity in the conditions under which firms internationalize (Bausch &amp; Krist, 2007; Marano et al., 2016). A productive way to read that heterogeneity is institutional: the shape of the I–P curve is not universal but conditional on the regime in which the firm operates. In transition economies, where the institutional infrastructure of cross-border trade is still maturing, coordination costs mount quickly with foreign exposure and the relationship is inverted-U with an intermediate turning point (Lu &amp; Beamish, 2001, 2004; Contractor et al., 2003). In the most advanced institutional contexts, by contrast, the descending limb is pushed outward and the relationship within the observable range is closer to linear. The upper bound of this institutional gradient, however, has been remarkably difficult to test on comparable data, for a prosaic reason: the world’s most advanced large economies were absent from the World Bank Enterprise Surveys (WBES), the only firm-level instrument harmonised across more than 150 economies.</w:t>
-      </w:r>
-    </w:p>
-    <w:p>
-      <w:pPr>
-        <w:pStyle w:val="BodyText"/>
-      </w:pPr>
-      <w:r>
-        <w:t xml:space="preserve">This absence is more than an inconvenience. It is an irony at the heart of the literature. The canonical demonstration of the inverted-U, Lu and Beamish’s (2001, 2004) work on the geographic-scope–performance curve, was built on Japanese firms. The horizontal-axis</w:t>
-      </w:r>
-      <w:r>
-        <w:t xml:space="preserve"> </w:t>
-      </w:r>
-      <w:r>
-        <w:t xml:space="preserve">“</w:t>
-      </w:r>
-      <w:r>
-        <w:t xml:space="preserve">S-curve</w:t>
-      </w:r>
-      <w:r>
-        <w:t xml:space="preserve">”</w:t>
-      </w:r>
-      <w:r>
-        <w:t xml:space="preserve"> </w:t>
-      </w:r>
-      <w:r>
-        <w:t xml:space="preserve">and its intermediate optimum entered the field’s vocabulary through evidence on Japanese small and medium enterprises and Japanese multinationals expanding abroad. Yet in the harmonised, cross-economy data that the field now uses to benchmark the I–P relationship, Japan itself was a blank. Researchers could position Vietnam, China, India, or the Pacific island economies on a common instrument, but not the very economy on which the foundational curve was first drawn.</w:t>
-      </w:r>
-    </w:p>
-    <w:p>
-      <w:pPr>
-        <w:pStyle w:val="BodyText"/>
-      </w:pPr>
-      <w:r>
-        <w:t xml:space="preserve">Japan’s entry into the WBES in 2025, the first time the programme has surveyed the world’s fourth-largest economy, closes that gap. The inaugural wave (N = 2,168 establishments, stratified by sector, size, and region) makes it possible, for the first time, to estimate the I–P relationship for Japan on exactly the same instrument, with exactly the same variable definitions, as fifty other Asian and Pacific economies. The opportunity is unusual: a clean cross-section on a frontier economy, free of the panel attrition and questionnaire-revision artefacts that complicate within-country time series, observed on an instrument whose comparability is its defining virtue.</w:t>
+        <w:t xml:space="preserve">The relationship between internationalization and firm performance (I–P) is among the most intensively studied questions in international business, and among the least settled (Bausch &amp; Krist, 2007; Kirca et al., 2012; Marano et al., 2016). Decades of research have produced positive, negative, U-shaped, inverted-U-shaped, and S-shaped findings, a dispersion that meta-analyses attribute less to measurement noise than to genuine heterogeneity in the conditions under which firms internationalize (Bausch &amp; Krist, 2007; Marano et al., 2016). A productive way to read that heterogeneity is institutional: the shape of the I–P curve is not universal but conditional on the regime in which the firm operates. In transition economies, where the institutional infrastructure of cross-border trade is still maturing, coordination costs mount quickly with foreign exposure and the relationship is inverted-U with an intermediate turning point (Lu &amp; Beamish, 2001, 2004; Contractor et al., 2003). In the most advanced institutional contexts, by contrast, the descending limb is pushed outward and the relationship within the observable range is closer to linear. The upper bound of this institutional gradient, however, has been remarkably difficult to test on comparable data, for a prosaic reason: the world's most advanced large economies were absent from the World Bank Enterprise Surveys (WBES), the only firm-level instrument harmonised across more than 150 economies.</w:t>
+      </w:r>
+    </w:p>
+    <w:p>
+      <w:pPr>
+        <w:pStyle w:val="BodyText"/>
+      </w:pPr>
+      <w:r>
+        <w:t xml:space="preserve">This absence is more than an inconvenience. It is an irony at the heart of the literature. The canonical demonstration of the inverted-U, Lu and Beamish's (2001, 2004) work on the geographic-scope–performance curve, was built on Japanese firms. The horizontal-axis "S-curve" and its intermediate optimum entered the field's vocabulary through evidence on Japanese small and medium enterprises and Japanese multinationals expanding abroad. Yet in the harmonised, cross-economy data that the field now uses to benchmark the I–P relationship, Japan itself was a blank. Researchers could position Vietnam, China, India, or the Pacific island economies on a common instrument, but not the very economy on which the foundational curve was first drawn.</w:t>
+      </w:r>
+    </w:p>
+    <w:p>
+      <w:pPr>
+        <w:pStyle w:val="BodyText"/>
+      </w:pPr>
+      <w:r>
+        <w:t xml:space="preserve">Japan's entry into the WBES in 2025, the first time the programme has surveyed the world's fourth-largest economy, closes that gap. The inaugural wave (N = 2,168 establishments, stratified by sector, size, and region) makes it possible, for the first time, to estimate the I–P relationship for Japan on exactly the same instrument, with exactly the same variable definitions, as fifty other Asian and Pacific economies. The opportunity is unusual: a clean cross-section on a frontier economy, free of the panel attrition and questionnaire-revision artefacts that complicate within-country time series, observed on an instrument whose comparability is its defining virtue.</w:t>
       </w:r>
     </w:p>
     <w:p>
@@ -357,7 +339,7 @@
         <w:t xml:space="preserve"> </w:t>
       </w:r>
       <w:r>
-        <w:t xml:space="preserve">(long-established firm) tradition, and a pronounced negative female-top-manager coefficient in the economy with the region’s lowest female-leadership share, both of which qualify how upper-echelons effects travel across institutional contexts.</w:t>
+        <w:t xml:space="preserve">(long-established firm) tradition, and a pronounced negative female-top-manager coefficient in the economy with the region's lowest female-leadership share, both of which qualify how upper-echelons effects travel across institutional contexts.</w:t>
       </w:r>
     </w:p>
     <w:p>
@@ -369,7 +351,7 @@
       </w:r>
     </w:p>
     <w:bookmarkEnd w:id="21"/>
-    <w:bookmarkStart w:id="27" w:name="theoretical-background-and-hypotheses"/>
+    <w:bookmarkStart w:id="27" w:name="X88086f89d30295b73ade34a6a6d72f6030bebeb"/>
     <w:p>
       <w:pPr>
         <w:pStyle w:val="Heading2"/>
@@ -378,7 +360,7 @@
         <w:t xml:space="preserve">2. Theoretical background and hypotheses</w:t>
       </w:r>
     </w:p>
-    <w:bookmarkStart w:id="22" w:name="X97996c36ad3f0e65814ffc0344e31d6e112fd5a"/>
+    <w:bookmarkStart w:id="22" w:name="X58b4a2bac7249899887da68b0dcbb86f7b7fbfc"/>
     <w:p>
       <w:pPr>
         <w:pStyle w:val="Heading3"/>
@@ -424,7 +406,7 @@
         <w:t xml:space="preserve"> </w:t>
       </w:r>
       <w:r>
-        <w:t xml:space="preserve">on establishment-level data drawn from a frontier institutional context. In such a context, the binding constraint on the I–P relationship is not a harmful threshold that firms must avoid but the long ascending stretch over which additional foreign exposure continues to pay. Japan is the most exacting case for this prediction precisely because it is the economy on which the inverted-U was originally drawn (Lu &amp; Beamish, 2001, 2004). If, on the harmonised WBES instrument, Japan’s establishment-level curve no longer bends within range, the resolution is not that the earlier work was wrong but that the earlier work measured a different margin, the geographic scope of large multinationals’ foreign subsidiaries, whereas the WBES establishment frame measures the domestic-economy export-intensity margin, where the upper-bound logic applies most directly.</w:t>
+        <w:t xml:space="preserve">on establishment-level data drawn from a frontier institutional context. In such a context, the binding constraint on the I–P relationship is not a harmful threshold that firms must avoid but the long ascending stretch over which additional foreign exposure continues to pay. Japan is the most exacting case for this prediction precisely because it is the economy on which the inverted-U was originally drawn (Lu &amp; Beamish, 2001, 2004). If, on the harmonised WBES instrument, Japan's establishment-level curve no longer bends within range, the resolution is not that the earlier work was wrong but that the earlier work measured a different margin, the geographic scope of large multinationals' foreign subsidiaries, whereas the WBES establishment frame measures the domestic-economy export-intensity margin, where the upper-bound logic applies most directly.</w:t>
       </w:r>
     </w:p>
     <w:p>
@@ -446,7 +428,7 @@
       </w:r>
     </w:p>
     <w:bookmarkEnd w:id="22"/>
-    <w:bookmarkStart w:id="23" w:name="Xe4bae5a1c0cd4bff61f5593a6ea5658f3d619ce"/>
+    <w:bookmarkStart w:id="23" w:name="X4fbd93fb316e536f8a437ac5742e8b4c7ee1018"/>
     <w:p>
       <w:pPr>
         <w:pStyle w:val="Heading3"/>
@@ -498,7 +480,7 @@
       </w:r>
     </w:p>
     <w:bookmarkEnd w:id="23"/>
-    <w:bookmarkStart w:id="24" w:name="digital-adoption-under-tier-1-saturation"/>
+    <w:bookmarkStart w:id="24" w:name="X3bfb382c2c55dfefc9cf50119d0a4db341c8bd9"/>
     <w:p>
       <w:pPr>
         <w:pStyle w:val="Heading3"/>
@@ -512,25 +494,7 @@
         <w:pStyle w:val="FirstParagraph"/>
       </w:pPr>
       <w:r>
-        <w:t xml:space="preserve">Digital adoption is multi-tiered. Basic web presence, the establishment-level indicator available in the WBES, is a Tier-1 marker of digital participation; higher tiers involve e-commerce integration, data analytics, and algorithmic decision-making (Verhoef et al., 2021). The performance value of a binary Tier-1 indicator depends on its discriminating power, which is greatest where adoption is partial and least where adoption approaches saturation. In an economy where the overwhelming majority of establishments already maintain a web presence, the indicator separates few firms from the rest, and its marginal productivity premium compresses, a measurement-side</w:t>
-      </w:r>
-      <w:r>
-        <w:t xml:space="preserve"> </w:t>
-      </w:r>
-      <w:r>
-        <w:t xml:space="preserve">“</w:t>
-      </w:r>
-      <w:r>
-        <w:t xml:space="preserve">digital saturation</w:t>
-      </w:r>
-      <w:r>
-        <w:t xml:space="preserve">”</w:t>
-      </w:r>
-      <w:r>
-        <w:t xml:space="preserve"> </w:t>
-      </w:r>
-      <w:r>
-        <w:t xml:space="preserve">effect rather than a claim that digital tools have ceased to matter. Japan’s inaugural wave reports 83.8% website adoption, the highest in the 50-economy pool, so the digital-adoption premium should be positive but modest, and curve-reshaping interactions absent.</w:t>
+        <w:t xml:space="preserve">Digital adoption is multi-tiered. Basic web presence, the establishment-level indicator available in the WBES, is a Tier-1 marker of digital participation; higher tiers involve e-commerce integration, data analytics, and algorithmic decision-making (Verhoef et al., 2021). The performance value of a binary Tier-1 indicator depends on its discriminating power, which is greatest where adoption is partial and least where adoption approaches saturation. In an economy where the overwhelming majority of establishments already maintain a web presence, the indicator separates few firms from the rest, and its marginal productivity premium compresses, a measurement-side "digital saturation" effect rather than a claim that digital tools have ceased to matter. Japan's inaugural wave reports 83.8% website adoption, the highest in the 50-economy pool, so the digital-adoption premium should be positive but modest, and curve-reshaping interactions absent.</w:t>
       </w:r>
     </w:p>
     <w:p>
@@ -552,7 +516,7 @@
       </w:r>
     </w:p>
     <w:bookmarkEnd w:id="24"/>
-    <w:bookmarkStart w:id="25" w:name="X287975744be8371ccccf1a5c68a59f4ba022fdd"/>
+    <w:bookmarkStart w:id="25" w:name="X82ddcef42dbebd942c02ce8ecf68dfc62a6ed32"/>
     <w:p>
       <w:pPr>
         <w:pStyle w:val="Heading3"/>
@@ -652,7 +616,7 @@
       </w:r>
     </w:p>
     <w:bookmarkEnd w:id="25"/>
-    <w:bookmarkStart w:id="26" w:name="X51ba39f38ce6348af57ea34612a9a9d3b4b4c16"/>
+    <w:bookmarkStart w:id="26" w:name="X331a79dca353244d8fda91308121173dabbe6d1"/>
     <w:p>
       <w:pPr>
         <w:pStyle w:val="Heading3"/>
@@ -674,7 +638,7 @@
         <w:pStyle w:val="BodyText"/>
       </w:pPr>
       <w:r>
-        <w:t xml:space="preserve">The first is firm longevity. Japan is home to the world’s densest population of long-established firms, the</w:t>
+        <w:t xml:space="preserve">The first is firm longevity. Japan is home to the world's densest population of long-established firms, the</w:t>
       </w:r>
       <w:r>
         <w:t xml:space="preserve"> </w:t>
@@ -698,7 +662,7 @@
         <w:pStyle w:val="BodyText"/>
       </w:pPr>
       <w:r>
-        <w:t xml:space="preserve">The second is the female-leadership margin. Japan records persistently low female representation in senior management, a gap documented across the comparative-management and gender-and-organizations literatures and reflected in the country’s standing on international gender indices (Yamaguchi, 2019; Magoshi &amp; Chang, 2009). In the inaugural WBES wave, only 7.3% of establishments report a female top manager, the lowest share in the 50-economy regional pool. With so thin a margin of female leadership, any estimated association between female top management and performance is unlikely to identify a leadership effect; it is far more likely to reflect selection of the few female-led establishments into particular, often smaller and lower-margin, niches. We therefore treat the female-top-manager coefficient as a descriptive regularity to be reported transparently, not as a causal estimate.</w:t>
+        <w:t xml:space="preserve">The second is the female-leadership margin. Japan records persistently low female representation in senior management, a gap documented across the comparative-management and gender-and-organizations literatures and reflected in the country's standing on international gender indices (Yamaguchi, 2019; Magoshi &amp; Chang, 2009). In the inaugural WBES wave, only 7.3% of establishments report a female top manager, the lowest share in the 50-economy regional pool. With so thin a margin of female leadership, any estimated association between female top management and performance is unlikely to identify a leadership effect; it is far more likely to reflect selection of the few female-led establishments into particular, often smaller and lower-margin, niches. We therefore treat the female-top-manager coefficient as a descriptive regularity to be reported transparently, not as a causal estimate.</w:t>
       </w:r>
     </w:p>
     <w:p>
@@ -721,7 +685,7 @@
     </w:p>
     <w:bookmarkEnd w:id="26"/>
     <w:bookmarkEnd w:id="27"/>
-    <w:bookmarkStart w:id="31" w:name="data-and-methods"/>
+    <w:bookmarkStart w:id="31" w:name="X5eb800a903106e48a684e9ea9de39ed619b9df8"/>
     <w:p>
       <w:pPr>
         <w:pStyle w:val="Heading2"/>
@@ -730,7 +694,7 @@
         <w:t xml:space="preserve">3. Data and methods</w:t>
       </w:r>
     </w:p>
-    <w:bookmarkStart w:id="28" w:name="data"/>
+    <w:bookmarkStart w:id="28" w:name="X7539fb3dc2f98232f41138bc75cab658563f4ee"/>
     <w:p>
       <w:pPr>
         <w:pStyle w:val="Heading3"/>
@@ -756,7 +720,7 @@
       </w:r>
     </w:p>
     <w:bookmarkEnd w:id="28"/>
-    <w:bookmarkStart w:id="29" w:name="variables"/>
+    <w:bookmarkStart w:id="29" w:name="Xbcf9f12e79107fa2c089aaf13fc6c4fb773f1c2"/>
     <w:p>
       <w:pPr>
         <w:pStyle w:val="Heading3"/>
@@ -790,7 +754,7 @@
       </w:r>
     </w:p>
     <w:bookmarkEnd w:id="29"/>
-    <w:bookmarkStart w:id="30" w:name="models"/>
+    <w:bookmarkStart w:id="30" w:name="Xa83ec72a153c3d7cd2482b27771b2208929076d"/>
     <w:p>
       <w:pPr>
         <w:pStyle w:val="Heading3"/>
@@ -829,7 +793,7 @@
     </w:p>
     <w:bookmarkEnd w:id="30"/>
     <w:bookmarkEnd w:id="31"/>
-    <w:bookmarkStart w:id="37" w:name="results"/>
+    <w:bookmarkStart w:id="37" w:name="X121719332867ee227f0a04b486098cee978c6e6"/>
     <w:p>
       <w:pPr>
         <w:pStyle w:val="Heading2"/>
@@ -838,7 +802,7 @@
         <w:t xml:space="preserve">4. Results</w:t>
       </w:r>
     </w:p>
-    <w:bookmarkStart w:id="32" w:name="descriptive-facts-table-1"/>
+    <w:bookmarkStart w:id="32" w:name="X7a5cd6f905c9fec6395baae1c3a78a2eed587f8"/>
     <w:p>
       <w:pPr>
         <w:pStyle w:val="Heading3"/>
@@ -1645,7 +1609,7 @@
       </w:r>
     </w:p>
     <w:bookmarkEnd w:id="32"/>
-    <w:bookmarkStart w:id="33" w:name="correlation-structure-table-2"/>
+    <w:bookmarkStart w:id="33" w:name="Xb36314e1294c23fbce2e17cc88bf7de01b9cc9a"/>
     <w:p>
       <w:pPr>
         <w:pStyle w:val="Heading3"/>
@@ -2142,7 +2106,7 @@
       </w:tr>
     </w:tbl>
     <w:bookmarkEnd w:id="33"/>
-    <w:bookmarkStart w:id="34" w:name="X6ba3f38904a2ca8a7d27c48a6c338367f34c4ad"/>
+    <w:bookmarkStart w:id="34" w:name="X0c905348f8008b913a46e1b1b9fa26000b5153e"/>
     <w:p>
       <w:pPr>
         <w:pStyle w:val="Heading3"/>
@@ -2156,25 +2120,7 @@
         <w:pStyle w:val="FirstParagraph"/>
       </w:pPr>
       <w:r>
-        <w:t xml:space="preserve">Table 3 reports the hierarchical I–P estimation. The linear export-intensity effect is positive and highly significant in the baseline (M1: +0.671, p &lt; .001). When the quadratic term is added (M2), the linear term remains positive and significant (+1.042, p = .002) while the quadratic term is negative but far from significant (−0.606, p = .323); its implied algebraic turning point, 90.1% of sales, lies near the extreme upper edge of the FSTS support and is not statistically distinguishable from</w:t>
-      </w:r>
-      <w:r>
-        <w:t xml:space="preserve"> </w:t>
-      </w:r>
-      <w:r>
-        <w:t xml:space="preserve">“</w:t>
-      </w:r>
-      <w:r>
-        <w:t xml:space="preserve">no turning point at all.</w:t>
-      </w:r>
-      <w:r>
-        <w:t xml:space="preserve">”</w:t>
-      </w:r>
-      <w:r>
-        <w:t xml:space="preserve"> </w:t>
-      </w:r>
-      <w:r>
-        <w:t xml:space="preserve">Adding demographic controls (M3), then capability and digital adoption (M4), then interactions (M5), the quadratic term never approaches significance and the implied turning point drifts to absurd values (108% in M3, beyond 700% once capability is controlled), the signature of a coefficient indistinguishable from zero.</w:t>
+        <w:t xml:space="preserve">Table 3 reports the hierarchical I–P estimation. The linear export-intensity effect is positive and highly significant in the baseline (M1: +0.671, p &lt; .001). When the quadratic term is added (M2), the linear term remains positive and significant (+1.042, p = .002) while the quadratic term is negative but far from significant (−0.606, p = .323); its implied algebraic turning point, 90.1% of sales, lies near the extreme upper edge of the FSTS support and is not statistically distinguishable from "no turning point at all." Adding demographic controls (M3), then capability and digital adoption (M4), then interactions (M5), the quadratic term never approaches significance and the implied turning point drifts to absurd values (108% in M3, beyond 700% once capability is controlled), the signature of a coefficient indistinguishable from zero.</w:t>
       </w:r>
     </w:p>
     <w:p>
@@ -2187,1590 +2133,6 @@
           <w:b/>
         </w:rPr>
         <w:t xml:space="preserve">Table 3. Hierarchical I–P estimates, Japan 2025 (DV: ln labour productivity)</w:t>
-      </w:r>
-    </w:p>
-    <w:tbl>
-      <w:tblPr>
-        <w:tblStyle w:val="Table"/>
-        <w:tblW w:type="pct" w:w="5000"/>
-        <w:tblLook w:firstRow="1" w:lastRow="0" w:firstColumn="0" w:lastColumn="0" w:noHBand="0" w:noVBand="0" w:val="0020"/>
-        <w:jc w:val="start"/>
-      </w:tblPr>
-      <w:tblGrid>
-        <w:gridCol w:w="1320"/>
-        <w:gridCol w:w="1320"/>
-        <w:gridCol w:w="1320"/>
-        <w:gridCol w:w="1320"/>
-        <w:gridCol w:w="1320"/>
-        <w:gridCol w:w="1320"/>
-      </w:tblGrid>
-      <w:tr>
-        <w:trPr>
-          <w:tblHeader w:val="true"/>
-        </w:trPr>
-        <w:tc>
-          <w:tcPr/>
-          <w:p>
-            <w:pPr>
-              <w:pStyle w:val="Compact"/>
-            </w:pPr>
-          </w:p>
-        </w:tc>
-        <w:tc>
-          <w:tcPr/>
-          <w:p>
-            <w:pPr>
-              <w:pStyle w:val="Compact"/>
-              <w:jc w:val="right"/>
-            </w:pPr>
-            <w:r>
-              <w:t xml:space="preserve">M1</w:t>
-            </w:r>
-          </w:p>
-        </w:tc>
-        <w:tc>
-          <w:tcPr/>
-          <w:p>
-            <w:pPr>
-              <w:pStyle w:val="Compact"/>
-              <w:jc w:val="right"/>
-            </w:pPr>
-            <w:r>
-              <w:t xml:space="preserve">M2</w:t>
-            </w:r>
-          </w:p>
-        </w:tc>
-        <w:tc>
-          <w:tcPr/>
-          <w:p>
-            <w:pPr>
-              <w:pStyle w:val="Compact"/>
-              <w:jc w:val="right"/>
-            </w:pPr>
-            <w:r>
-              <w:t xml:space="preserve">M3</w:t>
-            </w:r>
-          </w:p>
-        </w:tc>
-        <w:tc>
-          <w:tcPr/>
-          <w:p>
-            <w:pPr>
-              <w:pStyle w:val="Compact"/>
-              <w:jc w:val="right"/>
-            </w:pPr>
-            <w:r>
-              <w:t xml:space="preserve">M4</w:t>
-            </w:r>
-          </w:p>
-        </w:tc>
-        <w:tc>
-          <w:tcPr/>
-          <w:p>
-            <w:pPr>
-              <w:pStyle w:val="Compact"/>
-              <w:jc w:val="right"/>
-            </w:pPr>
-            <w:r>
-              <w:t xml:space="preserve">M5</w:t>
-            </w:r>
-          </w:p>
-        </w:tc>
-      </w:tr>
-      <w:tr>
-        <w:tc>
-          <w:tcPr/>
-          <w:p>
-            <w:pPr>
-              <w:pStyle w:val="Compact"/>
-              <w:jc w:val="left"/>
-            </w:pPr>
-            <w:r>
-              <w:t xml:space="preserve">FSTS (centred)</w:t>
-            </w:r>
-          </w:p>
-        </w:tc>
-        <w:tc>
-          <w:tcPr/>
-          <w:p>
-            <w:pPr>
-              <w:pStyle w:val="Compact"/>
-              <w:jc w:val="right"/>
-            </w:pPr>
-            <w:r>
-              <w:t xml:space="preserve">+0.671*** (.000)</w:t>
-            </w:r>
-          </w:p>
-        </w:tc>
-        <w:tc>
-          <w:tcPr/>
-          <w:p>
-            <w:pPr>
-              <w:pStyle w:val="Compact"/>
-              <w:jc w:val="right"/>
-            </w:pPr>
-            <w:r>
-              <w:t xml:space="preserve">+1.042** (.002)</w:t>
-            </w:r>
-          </w:p>
-        </w:tc>
-        <w:tc>
-          <w:tcPr/>
-          <w:p>
-            <w:pPr>
-              <w:pStyle w:val="Compact"/>
-              <w:jc w:val="right"/>
-            </w:pPr>
-            <w:r>
-              <w:t xml:space="preserve">+0.872* (.010)</w:t>
-            </w:r>
-          </w:p>
-        </w:tc>
-        <w:tc>
-          <w:tcPr/>
-          <w:p>
-            <w:pPr>
-              <w:pStyle w:val="Compact"/>
-              <w:jc w:val="right"/>
-            </w:pPr>
-            <w:r>
-              <w:t xml:space="preserve">+0.476 (.163)</w:t>
-            </w:r>
-          </w:p>
-        </w:tc>
-        <w:tc>
-          <w:tcPr/>
-          <w:p>
-            <w:pPr>
-              <w:pStyle w:val="Compact"/>
-              <w:jc w:val="right"/>
-            </w:pPr>
-            <w:r>
-              <w:t xml:space="preserve">+0.486 (.372)</w:t>
-            </w:r>
-          </w:p>
-        </w:tc>
-      </w:tr>
-      <w:tr>
-        <w:tc>
-          <w:tcPr/>
-          <w:p>
-            <w:pPr>
-              <w:pStyle w:val="Compact"/>
-              <w:jc w:val="left"/>
-            </w:pPr>
-            <w:r>
-              <w:t xml:space="preserve">FSTS²</w:t>
-            </w:r>
-          </w:p>
-        </w:tc>
-        <w:tc>
-          <w:tcPr/>
-          <w:p>
-            <w:pPr>
-              <w:pStyle w:val="Compact"/>
-            </w:pPr>
-          </w:p>
-        </w:tc>
-        <w:tc>
-          <w:tcPr/>
-          <w:p>
-            <w:pPr>
-              <w:pStyle w:val="Compact"/>
-              <w:jc w:val="right"/>
-            </w:pPr>
-            <w:r>
-              <w:t xml:space="preserve">−0.606 (.323)</w:t>
-            </w:r>
-          </w:p>
-        </w:tc>
-        <w:tc>
-          <w:tcPr/>
-          <w:p>
-            <w:pPr>
-              <w:pStyle w:val="Compact"/>
-              <w:jc w:val="right"/>
-            </w:pPr>
-            <w:r>
-              <w:t xml:space="preserve">−0.419 (.502)</w:t>
-            </w:r>
-          </w:p>
-        </w:tc>
-        <w:tc>
-          <w:tcPr/>
-          <w:p>
-            <w:pPr>
-              <w:pStyle w:val="Compact"/>
-              <w:jc w:val="right"/>
-            </w:pPr>
-            <w:r>
-              <w:t xml:space="preserve">−0.009 (.989)</w:t>
-            </w:r>
-          </w:p>
-        </w:tc>
-        <w:tc>
-          <w:tcPr/>
-          <w:p>
-            <w:pPr>
-              <w:pStyle w:val="Compact"/>
-              <w:jc w:val="right"/>
-            </w:pPr>
-            <w:r>
-              <w:t xml:space="preserve">−0.034 (.956)</w:t>
-            </w:r>
-          </w:p>
-        </w:tc>
-      </w:tr>
-      <w:tr>
-        <w:tc>
-          <w:tcPr/>
-          <w:p>
-            <w:pPr>
-              <w:pStyle w:val="Compact"/>
-              <w:jc w:val="left"/>
-            </w:pPr>
-            <w:r>
-              <w:t xml:space="preserve">Foreign ownership ≥ 10%</w:t>
-            </w:r>
-          </w:p>
-        </w:tc>
-        <w:tc>
-          <w:tcPr/>
-          <w:p>
-            <w:pPr>
-              <w:pStyle w:val="Compact"/>
-            </w:pPr>
-          </w:p>
-        </w:tc>
-        <w:tc>
-          <w:tcPr/>
-          <w:p>
-            <w:pPr>
-              <w:pStyle w:val="Compact"/>
-            </w:pPr>
-          </w:p>
-        </w:tc>
-        <w:tc>
-          <w:tcPr/>
-          <w:p>
-            <w:pPr>
-              <w:pStyle w:val="Compact"/>
-              <w:jc w:val="right"/>
-            </w:pPr>
-            <w:r>
-              <w:t xml:space="preserve">+0.259† (.078)</w:t>
-            </w:r>
-          </w:p>
-        </w:tc>
-        <w:tc>
-          <w:tcPr/>
-          <w:p>
-            <w:pPr>
-              <w:pStyle w:val="Compact"/>
-              <w:jc w:val="right"/>
-            </w:pPr>
-            <w:r>
-              <w:t xml:space="preserve">+0.203 (.164)</w:t>
-            </w:r>
-          </w:p>
-        </w:tc>
-        <w:tc>
-          <w:tcPr/>
-          <w:p>
-            <w:pPr>
-              <w:pStyle w:val="Compact"/>
-              <w:jc w:val="right"/>
-            </w:pPr>
-            <w:r>
-              <w:t xml:space="preserve">+0.210 (.151)</w:t>
-            </w:r>
-          </w:p>
-        </w:tc>
-      </w:tr>
-      <w:tr>
-        <w:tc>
-          <w:tcPr/>
-          <w:p>
-            <w:pPr>
-              <w:pStyle w:val="Compact"/>
-              <w:jc w:val="left"/>
-            </w:pPr>
-            <w:r>
-              <w:t xml:space="preserve">ln(firm age)</w:t>
-            </w:r>
-          </w:p>
-        </w:tc>
-        <w:tc>
-          <w:tcPr/>
-          <w:p>
-            <w:pPr>
-              <w:pStyle w:val="Compact"/>
-            </w:pPr>
-          </w:p>
-        </w:tc>
-        <w:tc>
-          <w:tcPr/>
-          <w:p>
-            <w:pPr>
-              <w:pStyle w:val="Compact"/>
-            </w:pPr>
-          </w:p>
-        </w:tc>
-        <w:tc>
-          <w:tcPr/>
-          <w:p>
-            <w:pPr>
-              <w:pStyle w:val="Compact"/>
-              <w:jc w:val="right"/>
-            </w:pPr>
-            <w:r>
-              <w:t xml:space="preserve">+0.073** (.007)</w:t>
-            </w:r>
-          </w:p>
-        </w:tc>
-        <w:tc>
-          <w:tcPr/>
-          <w:p>
-            <w:pPr>
-              <w:pStyle w:val="Compact"/>
-              <w:jc w:val="right"/>
-            </w:pPr>
-            <w:r>
-              <w:t xml:space="preserve">+0.061* (.027)</w:t>
-            </w:r>
-          </w:p>
-        </w:tc>
-        <w:tc>
-          <w:tcPr/>
-          <w:p>
-            <w:pPr>
-              <w:pStyle w:val="Compact"/>
-              <w:jc w:val="right"/>
-            </w:pPr>
-            <w:r>
-              <w:t xml:space="preserve">+0.063* (.023)</w:t>
-            </w:r>
-          </w:p>
-        </w:tc>
-      </w:tr>
-      <w:tr>
-        <w:tc>
-          <w:tcPr/>
-          <w:p>
-            <w:pPr>
-              <w:pStyle w:val="Compact"/>
-              <w:jc w:val="left"/>
-            </w:pPr>
-            <w:r>
-              <w:t xml:space="preserve">Female top manager</w:t>
-            </w:r>
-          </w:p>
-        </w:tc>
-        <w:tc>
-          <w:tcPr/>
-          <w:p>
-            <w:pPr>
-              <w:pStyle w:val="Compact"/>
-            </w:pPr>
-          </w:p>
-        </w:tc>
-        <w:tc>
-          <w:tcPr/>
-          <w:p>
-            <w:pPr>
-              <w:pStyle w:val="Compact"/>
-            </w:pPr>
-          </w:p>
-        </w:tc>
-        <w:tc>
-          <w:tcPr/>
-          <w:p>
-            <w:pPr>
-              <w:pStyle w:val="Compact"/>
-              <w:jc w:val="right"/>
-            </w:pPr>
-            <w:r>
-              <w:t xml:space="preserve">−0.171* (.010)</w:t>
-            </w:r>
-          </w:p>
-        </w:tc>
-        <w:tc>
-          <w:tcPr/>
-          <w:p>
-            <w:pPr>
-              <w:pStyle w:val="Compact"/>
-              <w:jc w:val="right"/>
-            </w:pPr>
-            <w:r>
-              <w:t xml:space="preserve">−0.170* (.011)</w:t>
-            </w:r>
-          </w:p>
-        </w:tc>
-        <w:tc>
-          <w:tcPr/>
-          <w:p>
-            <w:pPr>
-              <w:pStyle w:val="Compact"/>
-              <w:jc w:val="right"/>
-            </w:pPr>
-            <w:r>
-              <w:t xml:space="preserve">−0.170* (.011)</w:t>
-            </w:r>
-          </w:p>
-        </w:tc>
-      </w:tr>
-      <w:tr>
-        <w:tc>
-          <w:tcPr/>
-          <w:p>
-            <w:pPr>
-              <w:pStyle w:val="Compact"/>
-              <w:jc w:val="left"/>
-            </w:pPr>
-            <w:r>
-              <w:t xml:space="preserve">TCI (z)</w:t>
-            </w:r>
-          </w:p>
-        </w:tc>
-        <w:tc>
-          <w:tcPr/>
-          <w:p>
-            <w:pPr>
-              <w:pStyle w:val="Compact"/>
-            </w:pPr>
-          </w:p>
-        </w:tc>
-        <w:tc>
-          <w:tcPr/>
-          <w:p>
-            <w:pPr>
-              <w:pStyle w:val="Compact"/>
-            </w:pPr>
-          </w:p>
-        </w:tc>
-        <w:tc>
-          <w:tcPr/>
-          <w:p>
-            <w:pPr>
-              <w:pStyle w:val="Compact"/>
-            </w:pPr>
-          </w:p>
-        </w:tc>
-        <w:tc>
-          <w:tcPr/>
-          <w:p>
-            <w:pPr>
-              <w:pStyle w:val="Compact"/>
-              <w:jc w:val="right"/>
-            </w:pPr>
-            <w:r>
-              <w:t xml:space="preserve">+0.100*** (.000)</w:t>
-            </w:r>
-          </w:p>
-        </w:tc>
-        <w:tc>
-          <w:tcPr/>
-          <w:p>
-            <w:pPr>
-              <w:pStyle w:val="Compact"/>
-              <w:jc w:val="right"/>
-            </w:pPr>
-            <w:r>
-              <w:t xml:space="preserve">+0.102*** (.000)</w:t>
-            </w:r>
-          </w:p>
-        </w:tc>
-      </w:tr>
-      <w:tr>
-        <w:tc>
-          <w:tcPr/>
-          <w:p>
-            <w:pPr>
-              <w:pStyle w:val="Compact"/>
-              <w:jc w:val="left"/>
-            </w:pPr>
-            <w:r>
-              <w:t xml:space="preserve">DAI (website)</w:t>
-            </w:r>
-          </w:p>
-        </w:tc>
-        <w:tc>
-          <w:tcPr/>
-          <w:p>
-            <w:pPr>
-              <w:pStyle w:val="Compact"/>
-            </w:pPr>
-          </w:p>
-        </w:tc>
-        <w:tc>
-          <w:tcPr/>
-          <w:p>
-            <w:pPr>
-              <w:pStyle w:val="Compact"/>
-            </w:pPr>
-          </w:p>
-        </w:tc>
-        <w:tc>
-          <w:tcPr/>
-          <w:p>
-            <w:pPr>
-              <w:pStyle w:val="Compact"/>
-            </w:pPr>
-          </w:p>
-        </w:tc>
-        <w:tc>
-          <w:tcPr/>
-          <w:p>
-            <w:pPr>
-              <w:pStyle w:val="Compact"/>
-              <w:jc w:val="right"/>
-            </w:pPr>
-            <w:r>
-              <w:t xml:space="preserve">+0.110* (.028)</w:t>
-            </w:r>
-          </w:p>
-        </w:tc>
-        <w:tc>
-          <w:tcPr/>
-          <w:p>
-            <w:pPr>
-              <w:pStyle w:val="Compact"/>
-              <w:jc w:val="right"/>
-            </w:pPr>
-            <w:r>
-              <w:t xml:space="preserve">+0.111* (.027)</w:t>
-            </w:r>
-          </w:p>
-        </w:tc>
-      </w:tr>
-      <w:tr>
-        <w:tc>
-          <w:tcPr/>
-          <w:p>
-            <w:pPr>
-              <w:pStyle w:val="Compact"/>
-              <w:jc w:val="left"/>
-            </w:pPr>
-            <w:r>
-              <w:t xml:space="preserve">FSTS × TCI</w:t>
-            </w:r>
-          </w:p>
-        </w:tc>
-        <w:tc>
-          <w:tcPr/>
-          <w:p>
-            <w:pPr>
-              <w:pStyle w:val="Compact"/>
-            </w:pPr>
-          </w:p>
-        </w:tc>
-        <w:tc>
-          <w:tcPr/>
-          <w:p>
-            <w:pPr>
-              <w:pStyle w:val="Compact"/>
-            </w:pPr>
-          </w:p>
-        </w:tc>
-        <w:tc>
-          <w:tcPr/>
-          <w:p>
-            <w:pPr>
-              <w:pStyle w:val="Compact"/>
-            </w:pPr>
-          </w:p>
-        </w:tc>
-        <w:tc>
-          <w:tcPr/>
-          <w:p>
-            <w:pPr>
-              <w:pStyle w:val="Compact"/>
-            </w:pPr>
-          </w:p>
-        </w:tc>
-        <w:tc>
-          <w:tcPr/>
-          <w:p>
-            <w:pPr>
-              <w:pStyle w:val="Compact"/>
-              <w:jc w:val="right"/>
-            </w:pPr>
-            <w:r>
-              <w:t xml:space="preserve">−0.126 (.328)</w:t>
-            </w:r>
-          </w:p>
-        </w:tc>
-      </w:tr>
-      <w:tr>
-        <w:tc>
-          <w:tcPr/>
-          <w:p>
-            <w:pPr>
-              <w:pStyle w:val="Compact"/>
-              <w:jc w:val="left"/>
-            </w:pPr>
-            <w:r>
-              <w:t xml:space="preserve">FSTS × DAI</w:t>
-            </w:r>
-          </w:p>
-        </w:tc>
-        <w:tc>
-          <w:tcPr/>
-          <w:p>
-            <w:pPr>
-              <w:pStyle w:val="Compact"/>
-            </w:pPr>
-          </w:p>
-        </w:tc>
-        <w:tc>
-          <w:tcPr/>
-          <w:p>
-            <w:pPr>
-              <w:pStyle w:val="Compact"/>
-            </w:pPr>
-          </w:p>
-        </w:tc>
-        <w:tc>
-          <w:tcPr/>
-          <w:p>
-            <w:pPr>
-              <w:pStyle w:val="Compact"/>
-            </w:pPr>
-          </w:p>
-        </w:tc>
-        <w:tc>
-          <w:tcPr/>
-          <w:p>
-            <w:pPr>
-              <w:pStyle w:val="Compact"/>
-            </w:pPr>
-          </w:p>
-        </w:tc>
-        <w:tc>
-          <w:tcPr/>
-          <w:p>
-            <w:pPr>
-              <w:pStyle w:val="Compact"/>
-              <w:jc w:val="right"/>
-            </w:pPr>
-            <w:r>
-              <w:t xml:space="preserve">+0.111 (.820)</w:t>
-            </w:r>
-          </w:p>
-        </w:tc>
-      </w:tr>
-      <w:tr>
-        <w:tc>
-          <w:tcPr/>
-          <w:p>
-            <w:pPr>
-              <w:pStyle w:val="Compact"/>
-              <w:jc w:val="left"/>
-            </w:pPr>
-            <w:r>
-              <w:t xml:space="preserve">Sector FE</w:t>
-            </w:r>
-          </w:p>
-        </w:tc>
-        <w:tc>
-          <w:tcPr/>
-          <w:p>
-            <w:pPr>
-              <w:pStyle w:val="Compact"/>
-              <w:jc w:val="right"/>
-            </w:pPr>
-            <w:r>
-              <w:t xml:space="preserve">yes</w:t>
-            </w:r>
-          </w:p>
-        </w:tc>
-        <w:tc>
-          <w:tcPr/>
-          <w:p>
-            <w:pPr>
-              <w:pStyle w:val="Compact"/>
-              <w:jc w:val="right"/>
-            </w:pPr>
-            <w:r>
-              <w:t xml:space="preserve">yes</w:t>
-            </w:r>
-          </w:p>
-        </w:tc>
-        <w:tc>
-          <w:tcPr/>
-          <w:p>
-            <w:pPr>
-              <w:pStyle w:val="Compact"/>
-              <w:jc w:val="right"/>
-            </w:pPr>
-            <w:r>
-              <w:t xml:space="preserve">yes</w:t>
-            </w:r>
-          </w:p>
-        </w:tc>
-        <w:tc>
-          <w:tcPr/>
-          <w:p>
-            <w:pPr>
-              <w:pStyle w:val="Compact"/>
-              <w:jc w:val="right"/>
-            </w:pPr>
-            <w:r>
-              <w:t xml:space="preserve">yes</w:t>
-            </w:r>
-          </w:p>
-        </w:tc>
-        <w:tc>
-          <w:tcPr/>
-          <w:p>
-            <w:pPr>
-              <w:pStyle w:val="Compact"/>
-              <w:jc w:val="right"/>
-            </w:pPr>
-            <w:r>
-              <w:t xml:space="preserve">yes</w:t>
-            </w:r>
-          </w:p>
-        </w:tc>
-      </w:tr>
-      <w:tr>
-        <w:tc>
-          <w:tcPr/>
-          <w:p>
-            <w:pPr>
-              <w:pStyle w:val="Compact"/>
-              <w:jc w:val="left"/>
-            </w:pPr>
-            <w:r>
-              <w:t xml:space="preserve">N</w:t>
-            </w:r>
-          </w:p>
-        </w:tc>
-        <w:tc>
-          <w:tcPr/>
-          <w:p>
-            <w:pPr>
-              <w:pStyle w:val="Compact"/>
-              <w:jc w:val="right"/>
-            </w:pPr>
-            <w:r>
-              <w:t xml:space="preserve">2,047</w:t>
-            </w:r>
-          </w:p>
-        </w:tc>
-        <w:tc>
-          <w:tcPr/>
-          <w:p>
-            <w:pPr>
-              <w:pStyle w:val="Compact"/>
-              <w:jc w:val="right"/>
-            </w:pPr>
-            <w:r>
-              <w:t xml:space="preserve">2,047</w:t>
-            </w:r>
-          </w:p>
-        </w:tc>
-        <w:tc>
-          <w:tcPr/>
-          <w:p>
-            <w:pPr>
-              <w:pStyle w:val="Compact"/>
-              <w:jc w:val="right"/>
-            </w:pPr>
-            <w:r>
-              <w:t xml:space="preserve">2,011</w:t>
-            </w:r>
-          </w:p>
-        </w:tc>
-        <w:tc>
-          <w:tcPr/>
-          <w:p>
-            <w:pPr>
-              <w:pStyle w:val="Compact"/>
-              <w:jc w:val="right"/>
-            </w:pPr>
-            <w:r>
-              <w:t xml:space="preserve">1,996</w:t>
-            </w:r>
-          </w:p>
-        </w:tc>
-        <w:tc>
-          <w:tcPr/>
-          <w:p>
-            <w:pPr>
-              <w:pStyle w:val="Compact"/>
-              <w:jc w:val="right"/>
-            </w:pPr>
-            <w:r>
-              <w:t xml:space="preserve">1,996</w:t>
-            </w:r>
-          </w:p>
-        </w:tc>
-      </w:tr>
-      <w:tr>
-        <w:tc>
-          <w:tcPr/>
-          <w:p>
-            <w:pPr>
-              <w:pStyle w:val="Compact"/>
-              <w:jc w:val="left"/>
-            </w:pPr>
-            <w:r>
-              <w:t xml:space="preserve">R²</w:t>
-            </w:r>
-          </w:p>
-        </w:tc>
-        <w:tc>
-          <w:tcPr/>
-          <w:p>
-            <w:pPr>
-              <w:pStyle w:val="Compact"/>
-              <w:jc w:val="right"/>
-            </w:pPr>
-            <w:r>
-              <w:t xml:space="preserve">.140</w:t>
-            </w:r>
-          </w:p>
-        </w:tc>
-        <w:tc>
-          <w:tcPr/>
-          <w:p>
-            <w:pPr>
-              <w:pStyle w:val="Compact"/>
-              <w:jc w:val="right"/>
-            </w:pPr>
-            <w:r>
-              <w:t xml:space="preserve">.141</w:t>
-            </w:r>
-          </w:p>
-        </w:tc>
-        <w:tc>
-          <w:tcPr/>
-          <w:p>
-            <w:pPr>
-              <w:pStyle w:val="Compact"/>
-              <w:jc w:val="right"/>
-            </w:pPr>
-            <w:r>
-              <w:t xml:space="preserve">.147</w:t>
-            </w:r>
-          </w:p>
-        </w:tc>
-        <w:tc>
-          <w:tcPr/>
-          <w:p>
-            <w:pPr>
-              <w:pStyle w:val="Compact"/>
-              <w:jc w:val="right"/>
-            </w:pPr>
-            <w:r>
-              <w:t xml:space="preserve">.162</w:t>
-            </w:r>
-          </w:p>
-        </w:tc>
-        <w:tc>
-          <w:tcPr/>
-          <w:p>
-            <w:pPr>
-              <w:pStyle w:val="Compact"/>
-              <w:jc w:val="right"/>
-            </w:pPr>
-            <w:r>
-              <w:t xml:space="preserve">.163</w:t>
-            </w:r>
-          </w:p>
-        </w:tc>
-      </w:tr>
-      <w:tr>
-        <w:tc>
-          <w:tcPr/>
-          <w:p>
-            <w:pPr>
-              <w:pStyle w:val="Compact"/>
-              <w:jc w:val="left"/>
-            </w:pPr>
-            <w:r>
-              <w:t xml:space="preserve">Algebraic TP</w:t>
-            </w:r>
-          </w:p>
-        </w:tc>
-        <w:tc>
-          <w:tcPr/>
-          <w:p>
-            <w:pPr>
-              <w:pStyle w:val="Compact"/>
-              <w:jc w:val="right"/>
-            </w:pPr>
-            <w:r>
-              <w:t xml:space="preserve">—</w:t>
-            </w:r>
-          </w:p>
-        </w:tc>
-        <w:tc>
-          <w:tcPr/>
-          <w:p>
-            <w:pPr>
-              <w:pStyle w:val="Compact"/>
-              <w:jc w:val="right"/>
-            </w:pPr>
-            <w:r>
-              <w:t xml:space="preserve">[90.1%]</w:t>
-            </w:r>
-          </w:p>
-        </w:tc>
-        <w:tc>
-          <w:tcPr/>
-          <w:p>
-            <w:pPr>
-              <w:pStyle w:val="Compact"/>
-              <w:jc w:val="right"/>
-            </w:pPr>
-            <w:r>
-              <w:t xml:space="preserve">[108.3%]</w:t>
-            </w:r>
-          </w:p>
-        </w:tc>
-        <w:tc>
-          <w:tcPr/>
-          <w:p>
-            <w:pPr>
-              <w:pStyle w:val="Compact"/>
-              <w:jc w:val="right"/>
-            </w:pPr>
-            <w:r>
-              <w:t xml:space="preserve">—</w:t>
-            </w:r>
-          </w:p>
-        </w:tc>
-        <w:tc>
-          <w:tcPr/>
-          <w:p>
-            <w:pPr>
-              <w:pStyle w:val="Compact"/>
-              <w:jc w:val="right"/>
-            </w:pPr>
-            <w:r>
-              <w:t xml:space="preserve">—</w:t>
-            </w:r>
-          </w:p>
-        </w:tc>
-      </w:tr>
-    </w:tbl>
-    <w:p>
-      <w:pPr>
-        <w:pStyle w:val="BodyText"/>
-      </w:pPr>
-      <w:r>
-        <w:rPr>
-          <w:iCs/>
-          <w:i/>
-        </w:rPr>
-        <w:t xml:space="preserve">Notes:</w:t>
-      </w:r>
-      <w:r>
-        <w:t xml:space="preserve"> </w:t>
-      </w:r>
-      <w:r>
-        <w:t xml:space="preserve">HC1 robust standard errors; p-values in parentheses. † p &lt; .10, * p &lt; .05, ** p &lt; .01, *** p &lt; .001. Turning points in brackets are algebraic only; in no specification is the quadratic term significant, so no inverted-U is confirmed (Lind &amp; Mehlum, 2010). Robustness with direct exports only (d3c): β₁ = +1.255** (p = .010), β₂ = −0.674 (p = .445), same conclusion.</w:t>
-      </w:r>
-    </w:p>
-    <w:p>
-      <w:pPr>
-        <w:pStyle w:val="BodyText"/>
-      </w:pPr>
-      <w:r>
-        <w:rPr>
-          <w:bCs/>
-          <w:b/>
-        </w:rPr>
-        <w:t xml:space="preserve">H1 supported.</w:t>
-      </w:r>
-      <w:r>
-        <w:t xml:space="preserve"> </w:t>
-      </w:r>
-      <w:r>
-        <w:t xml:space="preserve">The linear effect is positive and significant; the quadratic term never approaches significance; the algebraic turning point lies far outside the observed FSTS support (mean 4.1%; conditional mean 24.6%). Within the observable range, internationalization is monotonically performance-enhancing: Japan sits on a long ascending limb whose descending counterpart is empirically absent. This mirrors the Singapore single-economy result and the group-level finding for the Advanced innovation-driven regime in the companion 50-economy estimation, and it locates Japan, the economy on which the inverted-U was first drawn, on the straightened upper end of the institutional gradient.</w:t>
-      </w:r>
-    </w:p>
-    <w:p>
-      <w:pPr>
-        <w:pStyle w:val="BodyText"/>
-      </w:pPr>
-      <w:r>
-        <w:rPr>
-          <w:bCs/>
-          <w:b/>
-        </w:rPr>
-        <w:t xml:space="preserve">H2 supported.</w:t>
-      </w:r>
-      <w:r>
-        <w:t xml:space="preserve"> </w:t>
-      </w:r>
-      <w:r>
-        <w:t xml:space="preserve">Technological capability carries a precise positive level effect (+0.100, p &lt; .001) and absorbs much of the raw FSTS effect when introduced in M4, consistent with capability-based selection into exporting. Its interaction with export intensity is not significant (M5: −0.126, p = .328). Capability raises the floor; it does not bend the curve.</w:t>
-      </w:r>
-    </w:p>
-    <w:p>
-      <w:pPr>
-        <w:pStyle w:val="BodyText"/>
-      </w:pPr>
-      <w:r>
-        <w:rPr>
-          <w:bCs/>
-          <w:b/>
-        </w:rPr>
-        <w:t xml:space="preserve">H3 supported.</w:t>
-      </w:r>
-      <w:r>
-        <w:t xml:space="preserve"> </w:t>
-      </w:r>
-      <w:r>
-        <w:t xml:space="preserve">Digital adoption retains a modest positive premium (+0.110, p = .028) despite 83.8% saturation, with no curve-reshaping interaction (M5: +0.111, p = .820). The premium is about half the size found in the pooled 50-economy estimation, the compression that Tier-1 saturation predicts.</w:t>
-      </w:r>
-    </w:p>
-    <w:p>
-      <w:pPr>
-        <w:pStyle w:val="BodyText"/>
-      </w:pPr>
-      <w:r>
-        <w:rPr>
-          <w:bCs/>
-          <w:b/>
-        </w:rPr>
-        <w:t xml:space="preserve">H5 supported.</w:t>
-      </w:r>
-      <w:r>
-        <w:t xml:space="preserve"> </w:t>
-      </w:r>
-      <w:r>
-        <w:t xml:space="preserve">Firm age carries a positive premium (+0.073, p = .007 in M3): each log-unit of age adds roughly seven percent to productivity, a regularity that is both expected and theoretically resonant in the economy with the pool’s oldest establishments (mean 50.4 years) and its deep</w:t>
-      </w:r>
-      <w:r>
-        <w:t xml:space="preserve"> </w:t>
-      </w:r>
-      <w:r>
-        <w:rPr>
-          <w:iCs/>
-          <w:i/>
-        </w:rPr>
-        <w:t xml:space="preserve">shinise</w:t>
-      </w:r>
-      <w:r>
-        <w:t xml:space="preserve"> </w:t>
-      </w:r>
-      <w:r>
-        <w:t xml:space="preserve">tradition.</w:t>
-      </w:r>
-    </w:p>
-    <w:p>
-      <w:pPr>
-        <w:pStyle w:val="BodyText"/>
-      </w:pPr>
-      <w:r>
-        <w:rPr>
-          <w:bCs/>
-          <w:b/>
-        </w:rPr>
-        <w:t xml:space="preserve">The female-leadership margin.</w:t>
-      </w:r>
-      <w:r>
-        <w:t xml:space="preserve"> </w:t>
-      </w:r>
-      <w:r>
-        <w:t xml:space="preserve">The female-top-manager coefficient is negative and significant (−0.170, p = .011) in the economy with the region’s lowest female-leadership share (7.3%). Given the thinness of that margin, the coefficient is most plausibly read as selection of the few female-led establishments into smaller, lower-margin niches rather than as a leadership effect, and we do not interpret it causally. It is reported transparently as a descriptive regularity that disciplines how upper-echelons effects are read across institutional contexts.</w:t>
-      </w:r>
-    </w:p>
-    <w:bookmarkEnd w:id="34"/>
-    <w:bookmarkStart w:id="35" w:name="the-extensive-margin-who-exports-table-4"/>
-    <w:p>
-      <w:pPr>
-        <w:pStyle w:val="Heading3"/>
-      </w:pPr>
-      <w:r>
-        <w:t xml:space="preserve">4.4 The extensive margin: who exports (Table 4)</w:t>
-      </w:r>
-    </w:p>
-    <w:p>
-      <w:pPr>
-        <w:pStyle w:val="FirstParagraph"/>
-      </w:pPr>
-      <w:r>
-        <w:t xml:space="preserve">If the intensity curve is flat within range, the consequential variation lies in</w:t>
-      </w:r>
-      <w:r>
-        <w:t xml:space="preserve"> </w:t>
-      </w:r>
-      <w:r>
-        <w:rPr>
-          <w:iCs/>
-          <w:i/>
-        </w:rPr>
-        <w:t xml:space="preserve">who exports at all</w:t>
-      </w:r>
-      <w:r>
-        <w:t xml:space="preserve">. Table 4 reports a linear probability model of export participation. The result relocates the action decisively. Export participation is governed by foreign ownership (+0.408, p &lt; .001), an establishment that is at least 10% foreign-owned is some forty percentage points more likely to export, by technological capability (+0.083 per standard deviation, p &lt; .001), and by digital adoption (+0.046, p = .005). Firm age contributes modestly (+0.026, p = .010). Firm size, by contrast, does not independently predict participation once capability and ownership are controlled (+0.014, p = .114), and the female-leadership margin is weakly negative (−0.048, p = .062). The model explains a substantial share of the cross-sectional variation in participation (R² = 0.228).</w:t>
-      </w:r>
-    </w:p>
-    <w:p>
-      <w:pPr>
-        <w:pStyle w:val="BodyText"/>
-      </w:pPr>
-      <w:r>
-        <w:rPr>
-          <w:bCs/>
-          <w:b/>
-        </w:rPr>
-        <w:t xml:space="preserve">Table 4. Extensive margin, who exports (LPM; DV: exporter status)</w:t>
-      </w:r>
-    </w:p>
-    <w:tbl>
-      <w:tblPr>
-        <w:tblStyle w:val="Table"/>
-        <w:tblW w:type="auto" w:w="0"/>
-        <w:tblLook w:firstRow="1" w:lastRow="0" w:firstColumn="0" w:lastColumn="0" w:noHBand="0" w:noVBand="0" w:val="0020"/>
-        <w:jc w:val="start"/>
-      </w:tblPr>
-      <w:tblGrid>
-        <w:gridCol w:w="2640"/>
-        <w:gridCol w:w="2640"/>
-        <w:gridCol w:w="2640"/>
-      </w:tblGrid>
-      <w:tr>
-        <w:trPr>
-          <w:tblHeader w:val="true"/>
-        </w:trPr>
-        <w:tc>
-          <w:tcPr/>
-          <w:p>
-            <w:pPr>
-              <w:pStyle w:val="Compact"/>
-              <w:jc w:val="left"/>
-            </w:pPr>
-            <w:r>
-              <w:t xml:space="preserve">Covariate</w:t>
-            </w:r>
-          </w:p>
-        </w:tc>
-        <w:tc>
-          <w:tcPr/>
-          <w:p>
-            <w:pPr>
-              <w:pStyle w:val="Compact"/>
-              <w:jc w:val="right"/>
-            </w:pPr>
-            <w:r>
-              <w:t xml:space="preserve">Coefficient</w:t>
-            </w:r>
-          </w:p>
-        </w:tc>
-        <w:tc>
-          <w:tcPr/>
-          <w:p>
-            <w:pPr>
-              <w:pStyle w:val="Compact"/>
-              <w:jc w:val="right"/>
-            </w:pPr>
-            <w:r>
-              <w:t xml:space="preserve">p</w:t>
-            </w:r>
-          </w:p>
-        </w:tc>
-      </w:tr>
-      <w:tr>
-        <w:tc>
-          <w:tcPr/>
-          <w:p>
-            <w:pPr>
-              <w:pStyle w:val="Compact"/>
-              <w:jc w:val="left"/>
-            </w:pPr>
-            <w:r>
-              <w:t xml:space="preserve">Technological capability (z)</w:t>
-            </w:r>
-          </w:p>
-        </w:tc>
-        <w:tc>
-          <w:tcPr/>
-          <w:p>
-            <w:pPr>
-              <w:pStyle w:val="Compact"/>
-              <w:jc w:val="right"/>
-            </w:pPr>
-            <w:r>
-              <w:t xml:space="preserve">+0.083</w:t>
-            </w:r>
-          </w:p>
-        </w:tc>
-        <w:tc>
-          <w:tcPr/>
-          <w:p>
-            <w:pPr>
-              <w:pStyle w:val="Compact"/>
-              <w:jc w:val="right"/>
-            </w:pPr>
-            <w:r>
-              <w:t xml:space="preserve">&lt; .001</w:t>
-            </w:r>
-          </w:p>
-        </w:tc>
-      </w:tr>
-      <w:tr>
-        <w:tc>
-          <w:tcPr/>
-          <w:p>
-            <w:pPr>
-              <w:pStyle w:val="Compact"/>
-              <w:jc w:val="left"/>
-            </w:pPr>
-            <w:r>
-              <w:t xml:space="preserve">Digital adoption (website)</w:t>
-            </w:r>
-          </w:p>
-        </w:tc>
-        <w:tc>
-          <w:tcPr/>
-          <w:p>
-            <w:pPr>
-              <w:pStyle w:val="Compact"/>
-              <w:jc w:val="right"/>
-            </w:pPr>
-            <w:r>
-              <w:t xml:space="preserve">+0.046</w:t>
-            </w:r>
-          </w:p>
-        </w:tc>
-        <w:tc>
-          <w:tcPr/>
-          <w:p>
-            <w:pPr>
-              <w:pStyle w:val="Compact"/>
-              <w:jc w:val="right"/>
-            </w:pPr>
-            <w:r>
-              <w:t xml:space="preserve">.005</w:t>
-            </w:r>
-          </w:p>
-        </w:tc>
-      </w:tr>
-      <w:tr>
-        <w:tc>
-          <w:tcPr/>
-          <w:p>
-            <w:pPr>
-              <w:pStyle w:val="Compact"/>
-              <w:jc w:val="left"/>
-            </w:pPr>
-            <w:r>
-              <w:t xml:space="preserve">Foreign ownership ≥ 10%</w:t>
-            </w:r>
-          </w:p>
-        </w:tc>
-        <w:tc>
-          <w:tcPr/>
-          <w:p>
-            <w:pPr>
-              <w:pStyle w:val="Compact"/>
-              <w:jc w:val="right"/>
-            </w:pPr>
-            <w:r>
-              <w:t xml:space="preserve">+0.408</w:t>
-            </w:r>
-          </w:p>
-        </w:tc>
-        <w:tc>
-          <w:tcPr/>
-          <w:p>
-            <w:pPr>
-              <w:pStyle w:val="Compact"/>
-              <w:jc w:val="right"/>
-            </w:pPr>
-            <w:r>
-              <w:t xml:space="preserve">&lt; .001</w:t>
-            </w:r>
-          </w:p>
-        </w:tc>
-      </w:tr>
-      <w:tr>
-        <w:tc>
-          <w:tcPr/>
-          <w:p>
-            <w:pPr>
-              <w:pStyle w:val="Compact"/>
-              <w:jc w:val="left"/>
-            </w:pPr>
-            <w:r>
-              <w:t xml:space="preserve">ln(firm age)</w:t>
-            </w:r>
-          </w:p>
-        </w:tc>
-        <w:tc>
-          <w:tcPr/>
-          <w:p>
-            <w:pPr>
-              <w:pStyle w:val="Compact"/>
-              <w:jc w:val="right"/>
-            </w:pPr>
-            <w:r>
-              <w:t xml:space="preserve">+0.026</w:t>
-            </w:r>
-          </w:p>
-        </w:tc>
-        <w:tc>
-          <w:tcPr/>
-          <w:p>
-            <w:pPr>
-              <w:pStyle w:val="Compact"/>
-              <w:jc w:val="right"/>
-            </w:pPr>
-            <w:r>
-              <w:t xml:space="preserve">.010</w:t>
-            </w:r>
-          </w:p>
-        </w:tc>
-      </w:tr>
-      <w:tr>
-        <w:tc>
-          <w:tcPr/>
-          <w:p>
-            <w:pPr>
-              <w:pStyle w:val="Compact"/>
-              <w:jc w:val="left"/>
-            </w:pPr>
-            <w:r>
-              <w:t xml:space="preserve">Female top manager</w:t>
-            </w:r>
-          </w:p>
-        </w:tc>
-        <w:tc>
-          <w:tcPr/>
-          <w:p>
-            <w:pPr>
-              <w:pStyle w:val="Compact"/>
-              <w:jc w:val="right"/>
-            </w:pPr>
-            <w:r>
-              <w:t xml:space="preserve">−0.048</w:t>
-            </w:r>
-          </w:p>
-        </w:tc>
-        <w:tc>
-          <w:tcPr/>
-          <w:p>
-            <w:pPr>
-              <w:pStyle w:val="Compact"/>
-              <w:jc w:val="right"/>
-            </w:pPr>
-            <w:r>
-              <w:t xml:space="preserve">.062</w:t>
-            </w:r>
-          </w:p>
-        </w:tc>
-      </w:tr>
-      <w:tr>
-        <w:tc>
-          <w:tcPr/>
-          <w:p>
-            <w:pPr>
-              <w:pStyle w:val="Compact"/>
-              <w:jc w:val="left"/>
-            </w:pPr>
-            <w:r>
-              <w:t xml:space="preserve">ln employment (z)</w:t>
-            </w:r>
-          </w:p>
-        </w:tc>
-        <w:tc>
-          <w:tcPr/>
-          <w:p>
-            <w:pPr>
-              <w:pStyle w:val="Compact"/>
-              <w:jc w:val="right"/>
-            </w:pPr>
-            <w:r>
-              <w:t xml:space="preserve">+0.014</w:t>
-            </w:r>
-          </w:p>
-        </w:tc>
-        <w:tc>
-          <w:tcPr/>
-          <w:p>
-            <w:pPr>
-              <w:pStyle w:val="Compact"/>
-              <w:jc w:val="right"/>
-            </w:pPr>
-            <w:r>
-              <w:t xml:space="preserve">.114</w:t>
-            </w:r>
-          </w:p>
-        </w:tc>
-      </w:tr>
-      <w:tr>
-        <w:tc>
-          <w:tcPr/>
-          <w:p>
-            <w:pPr>
-              <w:pStyle w:val="Compact"/>
-              <w:jc w:val="left"/>
-            </w:pPr>
-            <w:r>
-              <w:t xml:space="preserve">Sector FE</w:t>
-            </w:r>
-          </w:p>
-        </w:tc>
-        <w:tc>
-          <w:tcPr/>
-          <w:p>
-            <w:pPr>
-              <w:pStyle w:val="Compact"/>
-              <w:jc w:val="right"/>
-            </w:pPr>
-            <w:r>
-              <w:t xml:space="preserve">yes</w:t>
-            </w:r>
-          </w:p>
-        </w:tc>
-        <w:tc>
-          <w:tcPr/>
-          <w:p>
-            <w:pPr>
-              <w:pStyle w:val="Compact"/>
-            </w:pPr>
-          </w:p>
-        </w:tc>
-      </w:tr>
-      <w:tr>
-        <w:tc>
-          <w:tcPr/>
-          <w:p>
-            <w:pPr>
-              <w:pStyle w:val="Compact"/>
-              <w:jc w:val="left"/>
-            </w:pPr>
-            <w:r>
-              <w:t xml:space="preserve">N</w:t>
-            </w:r>
-          </w:p>
-        </w:tc>
-        <w:tc>
-          <w:tcPr/>
-          <w:p>
-            <w:pPr>
-              <w:pStyle w:val="Compact"/>
-              <w:jc w:val="right"/>
-            </w:pPr>
-            <w:r>
-              <w:t xml:space="preserve">2,062</w:t>
-            </w:r>
-          </w:p>
-        </w:tc>
-        <w:tc>
-          <w:tcPr/>
-          <w:p>
-            <w:pPr>
-              <w:pStyle w:val="Compact"/>
-            </w:pPr>
-          </w:p>
-        </w:tc>
-      </w:tr>
-      <w:tr>
-        <w:tc>
-          <w:tcPr/>
-          <w:p>
-            <w:pPr>
-              <w:pStyle w:val="Compact"/>
-              <w:jc w:val="left"/>
-            </w:pPr>
-            <w:r>
-              <w:t xml:space="preserve">R²</w:t>
-            </w:r>
-          </w:p>
-        </w:tc>
-        <w:tc>
-          <w:tcPr/>
-          <w:p>
-            <w:pPr>
-              <w:pStyle w:val="Compact"/>
-              <w:jc w:val="right"/>
-            </w:pPr>
-            <w:r>
-              <w:t xml:space="preserve">0.228</w:t>
-            </w:r>
-          </w:p>
-        </w:tc>
-        <w:tc>
-          <w:tcPr/>
-          <w:p>
-            <w:pPr>
-              <w:pStyle w:val="Compact"/>
-            </w:pPr>
-          </w:p>
-        </w:tc>
-      </w:tr>
-    </w:tbl>
-    <w:p>
-      <w:pPr>
-        <w:pStyle w:val="BodyText"/>
-      </w:pPr>
-      <w:r>
-        <w:rPr>
-          <w:iCs/>
-          <w:i/>
-        </w:rPr>
-        <w:t xml:space="preserve">Notes:</w:t>
-      </w:r>
-      <w:r>
-        <w:t xml:space="preserve"> </w:t>
-      </w:r>
-      <w:r>
-        <w:t xml:space="preserve">HC1 robust standard errors. Linear probability model; coefficients are changes in the probability of being an exporter.</w:t>
-      </w:r>
-    </w:p>
-    <w:p>
-      <w:pPr>
-        <w:pStyle w:val="BodyText"/>
-      </w:pPr>
-      <w:r>
-        <w:rPr>
-          <w:bCs/>
-          <w:b/>
-        </w:rPr>
-        <w:t xml:space="preserve">H4 supported.</w:t>
-      </w:r>
-      <w:r>
-        <w:t xml:space="preserve"> </w:t>
-      </w:r>
-      <w:r>
-        <w:t xml:space="preserve">The same capability and ownership factors that do not reshape the intensity curve govern entry into exporting. At the frontier, the productivity payoff to internationalization operates chiefly through the participation threshold: exporters earn a productivity premium of 25.8% over non-exporters (p &lt; .001, controlling for ownership, age, gender, and sector), and the firms that cross the threshold are those endowed with the capabilities, technological, digital, and ownership-linked, that make foreign-market entry viable. This is the Melitz (2003) self-selection mechanism observed in a frontier economy: the action is at the extensive margin, not along the intensity gradient.</w:t>
-      </w:r>
-    </w:p>
-    <w:bookmarkEnd w:id="35"/>
-    <w:bookmarkStart w:id="36" w:name="robustness-table-5"/>
-    <w:p>
-      <w:pPr>
-        <w:pStyle w:val="Heading3"/>
-      </w:pPr>
-      <w:r>
-        <w:t xml:space="preserve">4.5 Robustness (Table 5)</w:t>
-      </w:r>
-    </w:p>
-    <w:p>
-      <w:pPr>
-        <w:pStyle w:val="FirstParagraph"/>
-      </w:pPr>
-      <w:r>
-        <w:t xml:space="preserve">Table 5 subjects the central finding, a positive linear and a non-significant quadratic export effect, to four alternative specifications. Adding a firm-size control (R2) leaves the linear effect positive (+0.656, p = .046) and the quadratic insignificant (p = .662). Restricting to domestic-owned establishments (R3) strengthens the linear effect (+0.917, p = .012) with the quadratic still insignificant (p = .448), confirming that the result is not driven by the rare foreign-owned firms. Winsorising productivity at the 5th/95th percentiles (R5) yields the same pattern (+0.837, p = .006; quadratic p = .378). Estimating the intensity margin on exporters only (R6, N = 344), where the linear/quadratic terms are identified off participating firms alone, the export-intensity effect is positive but no longer significant (+0.200, p = .410) and the quadratic remains insignificant (p = .551), consistent with the action lying at participation rather than intensity. In no specification, across the full sample, the domestic-owned subsample, alternative winsorisation, or the exporters-only subsample, does the quadratic term attain significance. The monotone-positive-within-range conclusion is robust.</w:t>
-      </w:r>
-    </w:p>
-    <w:p>
-      <w:pPr>
-        <w:pStyle w:val="BodyText"/>
-      </w:pPr>
-      <w:r>
-        <w:rPr>
-          <w:bCs/>
-          <w:b/>
-        </w:rPr>
-        <w:t xml:space="preserve">Table 5. Robustness battery (linear and quadratic export effect)</w:t>
       </w:r>
     </w:p>
     <w:tbl>
@@ -3797,70 +2159,66 @@
           <w:p>
             <w:pPr>
               <w:pStyle w:val="Compact"/>
-              <w:jc w:val="left"/>
-            </w:pPr>
-            <w:r>
-              <w:t xml:space="preserve">Specification</w:t>
-            </w:r>
-          </w:p>
-        </w:tc>
-        <w:tc>
-          <w:tcPr/>
-          <w:p>
-            <w:pPr>
-              <w:pStyle w:val="Compact"/>
-              <w:jc w:val="right"/>
-            </w:pPr>
-            <w:r>
-              <w:t xml:space="preserve">N</w:t>
-            </w:r>
-          </w:p>
-        </w:tc>
-        <w:tc>
-          <w:tcPr/>
-          <w:p>
-            <w:pPr>
-              <w:pStyle w:val="Compact"/>
-              <w:jc w:val="right"/>
-            </w:pPr>
-            <w:r>
-              <w:t xml:space="preserve">β₁ (linear)</w:t>
-            </w:r>
-          </w:p>
-        </w:tc>
-        <w:tc>
-          <w:tcPr/>
-          <w:p>
-            <w:pPr>
-              <w:pStyle w:val="Compact"/>
-              <w:jc w:val="right"/>
-            </w:pPr>
-            <w:r>
-              <w:t xml:space="preserve">p</w:t>
-            </w:r>
-          </w:p>
-        </w:tc>
-        <w:tc>
-          <w:tcPr/>
-          <w:p>
-            <w:pPr>
-              <w:pStyle w:val="Compact"/>
-              <w:jc w:val="right"/>
-            </w:pPr>
-            <w:r>
-              <w:t xml:space="preserve">β₂ (quadratic)</w:t>
-            </w:r>
-          </w:p>
-        </w:tc>
-        <w:tc>
-          <w:tcPr/>
-          <w:p>
-            <w:pPr>
-              <w:pStyle w:val="Compact"/>
-              <w:jc w:val="right"/>
-            </w:pPr>
-            <w:r>
-              <w:t xml:space="preserve">p</w:t>
+            </w:pPr>
+          </w:p>
+        </w:tc>
+        <w:tc>
+          <w:tcPr/>
+          <w:p>
+            <w:pPr>
+              <w:pStyle w:val="Compact"/>
+              <w:jc w:val="right"/>
+            </w:pPr>
+            <w:r>
+              <w:t xml:space="preserve">M1</w:t>
+            </w:r>
+          </w:p>
+        </w:tc>
+        <w:tc>
+          <w:tcPr/>
+          <w:p>
+            <w:pPr>
+              <w:pStyle w:val="Compact"/>
+              <w:jc w:val="right"/>
+            </w:pPr>
+            <w:r>
+              <w:t xml:space="preserve">M2</w:t>
+            </w:r>
+          </w:p>
+        </w:tc>
+        <w:tc>
+          <w:tcPr/>
+          <w:p>
+            <w:pPr>
+              <w:pStyle w:val="Compact"/>
+              <w:jc w:val="right"/>
+            </w:pPr>
+            <w:r>
+              <w:t xml:space="preserve">M3</w:t>
+            </w:r>
+          </w:p>
+        </w:tc>
+        <w:tc>
+          <w:tcPr/>
+          <w:p>
+            <w:pPr>
+              <w:pStyle w:val="Compact"/>
+              <w:jc w:val="right"/>
+            </w:pPr>
+            <w:r>
+              <w:t xml:space="preserve">M4</w:t>
+            </w:r>
+          </w:p>
+        </w:tc>
+        <w:tc>
+          <w:tcPr/>
+          <w:p>
+            <w:pPr>
+              <w:pStyle w:val="Compact"/>
+              <w:jc w:val="right"/>
+            </w:pPr>
+            <w:r>
+              <w:t xml:space="preserve">M5</w:t>
             </w:r>
           </w:p>
         </w:tc>
@@ -3874,67 +2232,67 @@
               <w:jc w:val="left"/>
             </w:pPr>
             <w:r>
-              <w:t xml:space="preserve">R2: + ln firm size</w:t>
-            </w:r>
-          </w:p>
-        </w:tc>
-        <w:tc>
-          <w:tcPr/>
-          <w:p>
-            <w:pPr>
-              <w:pStyle w:val="Compact"/>
-              <w:jc w:val="right"/>
-            </w:pPr>
-            <w:r>
-              <w:t xml:space="preserve">2,011</w:t>
-            </w:r>
-          </w:p>
-        </w:tc>
-        <w:tc>
-          <w:tcPr/>
-          <w:p>
-            <w:pPr>
-              <w:pStyle w:val="Compact"/>
-              <w:jc w:val="right"/>
-            </w:pPr>
-            <w:r>
-              <w:t xml:space="preserve">+0.656</w:t>
-            </w:r>
-          </w:p>
-        </w:tc>
-        <w:tc>
-          <w:tcPr/>
-          <w:p>
-            <w:pPr>
-              <w:pStyle w:val="Compact"/>
-              <w:jc w:val="right"/>
-            </w:pPr>
-            <w:r>
-              <w:t xml:space="preserve">.046</w:t>
-            </w:r>
-          </w:p>
-        </w:tc>
-        <w:tc>
-          <w:tcPr/>
-          <w:p>
-            <w:pPr>
-              <w:pStyle w:val="Compact"/>
-              <w:jc w:val="right"/>
-            </w:pPr>
-            <w:r>
-              <w:t xml:space="preserve">−0.263</w:t>
-            </w:r>
-          </w:p>
-        </w:tc>
-        <w:tc>
-          <w:tcPr/>
-          <w:p>
-            <w:pPr>
-              <w:pStyle w:val="Compact"/>
-              <w:jc w:val="right"/>
-            </w:pPr>
-            <w:r>
-              <w:t xml:space="preserve">.662</w:t>
+              <w:t xml:space="preserve">FSTS (centred)</w:t>
+            </w:r>
+          </w:p>
+        </w:tc>
+        <w:tc>
+          <w:tcPr/>
+          <w:p>
+            <w:pPr>
+              <w:pStyle w:val="Compact"/>
+              <w:jc w:val="right"/>
+            </w:pPr>
+            <w:r>
+              <w:t xml:space="preserve">+0.671*** (.000)</w:t>
+            </w:r>
+          </w:p>
+        </w:tc>
+        <w:tc>
+          <w:tcPr/>
+          <w:p>
+            <w:pPr>
+              <w:pStyle w:val="Compact"/>
+              <w:jc w:val="right"/>
+            </w:pPr>
+            <w:r>
+              <w:t xml:space="preserve">+1.042** (.002)</w:t>
+            </w:r>
+          </w:p>
+        </w:tc>
+        <w:tc>
+          <w:tcPr/>
+          <w:p>
+            <w:pPr>
+              <w:pStyle w:val="Compact"/>
+              <w:jc w:val="right"/>
+            </w:pPr>
+            <w:r>
+              <w:t xml:space="preserve">+0.872* (.010)</w:t>
+            </w:r>
+          </w:p>
+        </w:tc>
+        <w:tc>
+          <w:tcPr/>
+          <w:p>
+            <w:pPr>
+              <w:pStyle w:val="Compact"/>
+              <w:jc w:val="right"/>
+            </w:pPr>
+            <w:r>
+              <w:t xml:space="preserve">+0.476 (.163)</w:t>
+            </w:r>
+          </w:p>
+        </w:tc>
+        <w:tc>
+          <w:tcPr/>
+          <w:p>
+            <w:pPr>
+              <w:pStyle w:val="Compact"/>
+              <w:jc w:val="right"/>
+            </w:pPr>
+            <w:r>
+              <w:t xml:space="preserve">+0.486 (.372)</w:t>
             </w:r>
           </w:p>
         </w:tc>
@@ -3948,67 +2306,63 @@
               <w:jc w:val="left"/>
             </w:pPr>
             <w:r>
-              <w:t xml:space="preserve">R3: domestic-owned only</w:t>
-            </w:r>
-          </w:p>
-        </w:tc>
-        <w:tc>
-          <w:tcPr/>
-          <w:p>
-            <w:pPr>
-              <w:pStyle w:val="Compact"/>
-              <w:jc w:val="right"/>
-            </w:pPr>
-            <w:r>
-              <w:t xml:space="preserve">1,976</w:t>
-            </w:r>
-          </w:p>
-        </w:tc>
-        <w:tc>
-          <w:tcPr/>
-          <w:p>
-            <w:pPr>
-              <w:pStyle w:val="Compact"/>
-              <w:jc w:val="right"/>
-            </w:pPr>
-            <w:r>
-              <w:t xml:space="preserve">+0.917</w:t>
-            </w:r>
-          </w:p>
-        </w:tc>
-        <w:tc>
-          <w:tcPr/>
-          <w:p>
-            <w:pPr>
-              <w:pStyle w:val="Compact"/>
-              <w:jc w:val="right"/>
-            </w:pPr>
-            <w:r>
-              <w:t xml:space="preserve">.012</w:t>
-            </w:r>
-          </w:p>
-        </w:tc>
-        <w:tc>
-          <w:tcPr/>
-          <w:p>
-            <w:pPr>
-              <w:pStyle w:val="Compact"/>
-              <w:jc w:val="right"/>
-            </w:pPr>
-            <w:r>
-              <w:t xml:space="preserve">−0.533</w:t>
-            </w:r>
-          </w:p>
-        </w:tc>
-        <w:tc>
-          <w:tcPr/>
-          <w:p>
-            <w:pPr>
-              <w:pStyle w:val="Compact"/>
-              <w:jc w:val="right"/>
-            </w:pPr>
-            <w:r>
-              <w:t xml:space="preserve">.448</w:t>
+              <w:t xml:space="preserve">FSTS²</w:t>
+            </w:r>
+          </w:p>
+        </w:tc>
+        <w:tc>
+          <w:tcPr/>
+          <w:p>
+            <w:pPr>
+              <w:pStyle w:val="Compact"/>
+            </w:pPr>
+          </w:p>
+        </w:tc>
+        <w:tc>
+          <w:tcPr/>
+          <w:p>
+            <w:pPr>
+              <w:pStyle w:val="Compact"/>
+              <w:jc w:val="right"/>
+            </w:pPr>
+            <w:r>
+              <w:t xml:space="preserve">−0.606 (.323)</w:t>
+            </w:r>
+          </w:p>
+        </w:tc>
+        <w:tc>
+          <w:tcPr/>
+          <w:p>
+            <w:pPr>
+              <w:pStyle w:val="Compact"/>
+              <w:jc w:val="right"/>
+            </w:pPr>
+            <w:r>
+              <w:t xml:space="preserve">−0.419 (.502)</w:t>
+            </w:r>
+          </w:p>
+        </w:tc>
+        <w:tc>
+          <w:tcPr/>
+          <w:p>
+            <w:pPr>
+              <w:pStyle w:val="Compact"/>
+              <w:jc w:val="right"/>
+            </w:pPr>
+            <w:r>
+              <w:t xml:space="preserve">−0.009 (.989)</w:t>
+            </w:r>
+          </w:p>
+        </w:tc>
+        <w:tc>
+          <w:tcPr/>
+          <w:p>
+            <w:pPr>
+              <w:pStyle w:val="Compact"/>
+              <w:jc w:val="right"/>
+            </w:pPr>
+            <w:r>
+              <w:t xml:space="preserve">−0.034 (.956)</w:t>
             </w:r>
           </w:p>
         </w:tc>
@@ -4022,67 +2376,59 @@
               <w:jc w:val="left"/>
             </w:pPr>
             <w:r>
-              <w:t xml:space="preserve">R5: winsor 5th/95th</w:t>
-            </w:r>
-          </w:p>
-        </w:tc>
-        <w:tc>
-          <w:tcPr/>
-          <w:p>
-            <w:pPr>
-              <w:pStyle w:val="Compact"/>
-              <w:jc w:val="right"/>
-            </w:pPr>
-            <w:r>
-              <w:t xml:space="preserve">2,011</w:t>
-            </w:r>
-          </w:p>
-        </w:tc>
-        <w:tc>
-          <w:tcPr/>
-          <w:p>
-            <w:pPr>
-              <w:pStyle w:val="Compact"/>
-              <w:jc w:val="right"/>
-            </w:pPr>
-            <w:r>
-              <w:t xml:space="preserve">+0.837</w:t>
-            </w:r>
-          </w:p>
-        </w:tc>
-        <w:tc>
-          <w:tcPr/>
-          <w:p>
-            <w:pPr>
-              <w:pStyle w:val="Compact"/>
-              <w:jc w:val="right"/>
-            </w:pPr>
-            <w:r>
-              <w:t xml:space="preserve">.006</w:t>
-            </w:r>
-          </w:p>
-        </w:tc>
-        <w:tc>
-          <w:tcPr/>
-          <w:p>
-            <w:pPr>
-              <w:pStyle w:val="Compact"/>
-              <w:jc w:val="right"/>
-            </w:pPr>
-            <w:r>
-              <w:t xml:space="preserve">−0.479</w:t>
-            </w:r>
-          </w:p>
-        </w:tc>
-        <w:tc>
-          <w:tcPr/>
-          <w:p>
-            <w:pPr>
-              <w:pStyle w:val="Compact"/>
-              <w:jc w:val="right"/>
-            </w:pPr>
-            <w:r>
-              <w:t xml:space="preserve">.378</w:t>
+              <w:t xml:space="preserve">Foreign ownership ≥ 10%</w:t>
+            </w:r>
+          </w:p>
+        </w:tc>
+        <w:tc>
+          <w:tcPr/>
+          <w:p>
+            <w:pPr>
+              <w:pStyle w:val="Compact"/>
+            </w:pPr>
+          </w:p>
+        </w:tc>
+        <w:tc>
+          <w:tcPr/>
+          <w:p>
+            <w:pPr>
+              <w:pStyle w:val="Compact"/>
+            </w:pPr>
+          </w:p>
+        </w:tc>
+        <w:tc>
+          <w:tcPr/>
+          <w:p>
+            <w:pPr>
+              <w:pStyle w:val="Compact"/>
+              <w:jc w:val="right"/>
+            </w:pPr>
+            <w:r>
+              <w:t xml:space="preserve">+0.259† (.078)</w:t>
+            </w:r>
+          </w:p>
+        </w:tc>
+        <w:tc>
+          <w:tcPr/>
+          <w:p>
+            <w:pPr>
+              <w:pStyle w:val="Compact"/>
+              <w:jc w:val="right"/>
+            </w:pPr>
+            <w:r>
+              <w:t xml:space="preserve">+0.203 (.164)</w:t>
+            </w:r>
+          </w:p>
+        </w:tc>
+        <w:tc>
+          <w:tcPr/>
+          <w:p>
+            <w:pPr>
+              <w:pStyle w:val="Compact"/>
+              <w:jc w:val="right"/>
+            </w:pPr>
+            <w:r>
+              <w:t xml:space="preserve">+0.210 (.151)</w:t>
             </w:r>
           </w:p>
         </w:tc>
@@ -4096,67 +2442,661 @@
               <w:jc w:val="left"/>
             </w:pPr>
             <w:r>
-              <w:t xml:space="preserve">R6: exporters only (intensity)</w:t>
-            </w:r>
-          </w:p>
-        </w:tc>
-        <w:tc>
-          <w:tcPr/>
-          <w:p>
-            <w:pPr>
-              <w:pStyle w:val="Compact"/>
-              <w:jc w:val="right"/>
-            </w:pPr>
-            <w:r>
-              <w:t xml:space="preserve">344</w:t>
-            </w:r>
-          </w:p>
-        </w:tc>
-        <w:tc>
-          <w:tcPr/>
-          <w:p>
-            <w:pPr>
-              <w:pStyle w:val="Compact"/>
-              <w:jc w:val="right"/>
-            </w:pPr>
-            <w:r>
-              <w:t xml:space="preserve">+0.200</w:t>
-            </w:r>
-          </w:p>
-        </w:tc>
-        <w:tc>
-          <w:tcPr/>
-          <w:p>
-            <w:pPr>
-              <w:pStyle w:val="Compact"/>
-              <w:jc w:val="right"/>
-            </w:pPr>
-            <w:r>
-              <w:t xml:space="preserve">.410</w:t>
-            </w:r>
-          </w:p>
-        </w:tc>
-        <w:tc>
-          <w:tcPr/>
-          <w:p>
-            <w:pPr>
-              <w:pStyle w:val="Compact"/>
-              <w:jc w:val="right"/>
-            </w:pPr>
-            <w:r>
-              <w:t xml:space="preserve">+0.450</w:t>
-            </w:r>
-          </w:p>
-        </w:tc>
-        <w:tc>
-          <w:tcPr/>
-          <w:p>
-            <w:pPr>
-              <w:pStyle w:val="Compact"/>
-              <w:jc w:val="right"/>
-            </w:pPr>
-            <w:r>
-              <w:t xml:space="preserve">.551</w:t>
+              <w:t xml:space="preserve">ln(firm age)</w:t>
+            </w:r>
+          </w:p>
+        </w:tc>
+        <w:tc>
+          <w:tcPr/>
+          <w:p>
+            <w:pPr>
+              <w:pStyle w:val="Compact"/>
+            </w:pPr>
+          </w:p>
+        </w:tc>
+        <w:tc>
+          <w:tcPr/>
+          <w:p>
+            <w:pPr>
+              <w:pStyle w:val="Compact"/>
+            </w:pPr>
+          </w:p>
+        </w:tc>
+        <w:tc>
+          <w:tcPr/>
+          <w:p>
+            <w:pPr>
+              <w:pStyle w:val="Compact"/>
+              <w:jc w:val="right"/>
+            </w:pPr>
+            <w:r>
+              <w:t xml:space="preserve">+0.073** (.007)</w:t>
+            </w:r>
+          </w:p>
+        </w:tc>
+        <w:tc>
+          <w:tcPr/>
+          <w:p>
+            <w:pPr>
+              <w:pStyle w:val="Compact"/>
+              <w:jc w:val="right"/>
+            </w:pPr>
+            <w:r>
+              <w:t xml:space="preserve">+0.061* (.027)</w:t>
+            </w:r>
+          </w:p>
+        </w:tc>
+        <w:tc>
+          <w:tcPr/>
+          <w:p>
+            <w:pPr>
+              <w:pStyle w:val="Compact"/>
+              <w:jc w:val="right"/>
+            </w:pPr>
+            <w:r>
+              <w:t xml:space="preserve">+0.063* (.023)</w:t>
+            </w:r>
+          </w:p>
+        </w:tc>
+      </w:tr>
+      <w:tr>
+        <w:tc>
+          <w:tcPr/>
+          <w:p>
+            <w:pPr>
+              <w:pStyle w:val="Compact"/>
+              <w:jc w:val="left"/>
+            </w:pPr>
+            <w:r>
+              <w:t xml:space="preserve">Female top manager</w:t>
+            </w:r>
+          </w:p>
+        </w:tc>
+        <w:tc>
+          <w:tcPr/>
+          <w:p>
+            <w:pPr>
+              <w:pStyle w:val="Compact"/>
+            </w:pPr>
+          </w:p>
+        </w:tc>
+        <w:tc>
+          <w:tcPr/>
+          <w:p>
+            <w:pPr>
+              <w:pStyle w:val="Compact"/>
+            </w:pPr>
+          </w:p>
+        </w:tc>
+        <w:tc>
+          <w:tcPr/>
+          <w:p>
+            <w:pPr>
+              <w:pStyle w:val="Compact"/>
+              <w:jc w:val="right"/>
+            </w:pPr>
+            <w:r>
+              <w:t xml:space="preserve">−0.171* (.010)</w:t>
+            </w:r>
+          </w:p>
+        </w:tc>
+        <w:tc>
+          <w:tcPr/>
+          <w:p>
+            <w:pPr>
+              <w:pStyle w:val="Compact"/>
+              <w:jc w:val="right"/>
+            </w:pPr>
+            <w:r>
+              <w:t xml:space="preserve">−0.170* (.011)</w:t>
+            </w:r>
+          </w:p>
+        </w:tc>
+        <w:tc>
+          <w:tcPr/>
+          <w:p>
+            <w:pPr>
+              <w:pStyle w:val="Compact"/>
+              <w:jc w:val="right"/>
+            </w:pPr>
+            <w:r>
+              <w:t xml:space="preserve">−0.170* (.011)</w:t>
+            </w:r>
+          </w:p>
+        </w:tc>
+      </w:tr>
+      <w:tr>
+        <w:tc>
+          <w:tcPr/>
+          <w:p>
+            <w:pPr>
+              <w:pStyle w:val="Compact"/>
+              <w:jc w:val="left"/>
+            </w:pPr>
+            <w:r>
+              <w:t xml:space="preserve">TCI (z)</w:t>
+            </w:r>
+          </w:p>
+        </w:tc>
+        <w:tc>
+          <w:tcPr/>
+          <w:p>
+            <w:pPr>
+              <w:pStyle w:val="Compact"/>
+            </w:pPr>
+          </w:p>
+        </w:tc>
+        <w:tc>
+          <w:tcPr/>
+          <w:p>
+            <w:pPr>
+              <w:pStyle w:val="Compact"/>
+            </w:pPr>
+          </w:p>
+        </w:tc>
+        <w:tc>
+          <w:tcPr/>
+          <w:p>
+            <w:pPr>
+              <w:pStyle w:val="Compact"/>
+            </w:pPr>
+          </w:p>
+        </w:tc>
+        <w:tc>
+          <w:tcPr/>
+          <w:p>
+            <w:pPr>
+              <w:pStyle w:val="Compact"/>
+              <w:jc w:val="right"/>
+            </w:pPr>
+            <w:r>
+              <w:t xml:space="preserve">+0.100*** (.000)</w:t>
+            </w:r>
+          </w:p>
+        </w:tc>
+        <w:tc>
+          <w:tcPr/>
+          <w:p>
+            <w:pPr>
+              <w:pStyle w:val="Compact"/>
+              <w:jc w:val="right"/>
+            </w:pPr>
+            <w:r>
+              <w:t xml:space="preserve">+0.102*** (.000)</w:t>
+            </w:r>
+          </w:p>
+        </w:tc>
+      </w:tr>
+      <w:tr>
+        <w:tc>
+          <w:tcPr/>
+          <w:p>
+            <w:pPr>
+              <w:pStyle w:val="Compact"/>
+              <w:jc w:val="left"/>
+            </w:pPr>
+            <w:r>
+              <w:t xml:space="preserve">DAI (website)</w:t>
+            </w:r>
+          </w:p>
+        </w:tc>
+        <w:tc>
+          <w:tcPr/>
+          <w:p>
+            <w:pPr>
+              <w:pStyle w:val="Compact"/>
+            </w:pPr>
+          </w:p>
+        </w:tc>
+        <w:tc>
+          <w:tcPr/>
+          <w:p>
+            <w:pPr>
+              <w:pStyle w:val="Compact"/>
+            </w:pPr>
+          </w:p>
+        </w:tc>
+        <w:tc>
+          <w:tcPr/>
+          <w:p>
+            <w:pPr>
+              <w:pStyle w:val="Compact"/>
+            </w:pPr>
+          </w:p>
+        </w:tc>
+        <w:tc>
+          <w:tcPr/>
+          <w:p>
+            <w:pPr>
+              <w:pStyle w:val="Compact"/>
+              <w:jc w:val="right"/>
+            </w:pPr>
+            <w:r>
+              <w:t xml:space="preserve">+0.110* (.028)</w:t>
+            </w:r>
+          </w:p>
+        </w:tc>
+        <w:tc>
+          <w:tcPr/>
+          <w:p>
+            <w:pPr>
+              <w:pStyle w:val="Compact"/>
+              <w:jc w:val="right"/>
+            </w:pPr>
+            <w:r>
+              <w:t xml:space="preserve">+0.111* (.027)</w:t>
+            </w:r>
+          </w:p>
+        </w:tc>
+      </w:tr>
+      <w:tr>
+        <w:tc>
+          <w:tcPr/>
+          <w:p>
+            <w:pPr>
+              <w:pStyle w:val="Compact"/>
+              <w:jc w:val="left"/>
+            </w:pPr>
+            <w:r>
+              <w:t xml:space="preserve">FSTS × TCI</w:t>
+            </w:r>
+          </w:p>
+        </w:tc>
+        <w:tc>
+          <w:tcPr/>
+          <w:p>
+            <w:pPr>
+              <w:pStyle w:val="Compact"/>
+            </w:pPr>
+          </w:p>
+        </w:tc>
+        <w:tc>
+          <w:tcPr/>
+          <w:p>
+            <w:pPr>
+              <w:pStyle w:val="Compact"/>
+            </w:pPr>
+          </w:p>
+        </w:tc>
+        <w:tc>
+          <w:tcPr/>
+          <w:p>
+            <w:pPr>
+              <w:pStyle w:val="Compact"/>
+            </w:pPr>
+          </w:p>
+        </w:tc>
+        <w:tc>
+          <w:tcPr/>
+          <w:p>
+            <w:pPr>
+              <w:pStyle w:val="Compact"/>
+            </w:pPr>
+          </w:p>
+        </w:tc>
+        <w:tc>
+          <w:tcPr/>
+          <w:p>
+            <w:pPr>
+              <w:pStyle w:val="Compact"/>
+              <w:jc w:val="right"/>
+            </w:pPr>
+            <w:r>
+              <w:t xml:space="preserve">−0.126 (.328)</w:t>
+            </w:r>
+          </w:p>
+        </w:tc>
+      </w:tr>
+      <w:tr>
+        <w:tc>
+          <w:tcPr/>
+          <w:p>
+            <w:pPr>
+              <w:pStyle w:val="Compact"/>
+              <w:jc w:val="left"/>
+            </w:pPr>
+            <w:r>
+              <w:t xml:space="preserve">FSTS × DAI</w:t>
+            </w:r>
+          </w:p>
+        </w:tc>
+        <w:tc>
+          <w:tcPr/>
+          <w:p>
+            <w:pPr>
+              <w:pStyle w:val="Compact"/>
+            </w:pPr>
+          </w:p>
+        </w:tc>
+        <w:tc>
+          <w:tcPr/>
+          <w:p>
+            <w:pPr>
+              <w:pStyle w:val="Compact"/>
+            </w:pPr>
+          </w:p>
+        </w:tc>
+        <w:tc>
+          <w:tcPr/>
+          <w:p>
+            <w:pPr>
+              <w:pStyle w:val="Compact"/>
+            </w:pPr>
+          </w:p>
+        </w:tc>
+        <w:tc>
+          <w:tcPr/>
+          <w:p>
+            <w:pPr>
+              <w:pStyle w:val="Compact"/>
+            </w:pPr>
+          </w:p>
+        </w:tc>
+        <w:tc>
+          <w:tcPr/>
+          <w:p>
+            <w:pPr>
+              <w:pStyle w:val="Compact"/>
+              <w:jc w:val="right"/>
+            </w:pPr>
+            <w:r>
+              <w:t xml:space="preserve">+0.111 (.820)</w:t>
+            </w:r>
+          </w:p>
+        </w:tc>
+      </w:tr>
+      <w:tr>
+        <w:tc>
+          <w:tcPr/>
+          <w:p>
+            <w:pPr>
+              <w:pStyle w:val="Compact"/>
+              <w:jc w:val="left"/>
+            </w:pPr>
+            <w:r>
+              <w:t xml:space="preserve">Sector FE</w:t>
+            </w:r>
+          </w:p>
+        </w:tc>
+        <w:tc>
+          <w:tcPr/>
+          <w:p>
+            <w:pPr>
+              <w:pStyle w:val="Compact"/>
+              <w:jc w:val="right"/>
+            </w:pPr>
+            <w:r>
+              <w:t xml:space="preserve">yes</w:t>
+            </w:r>
+          </w:p>
+        </w:tc>
+        <w:tc>
+          <w:tcPr/>
+          <w:p>
+            <w:pPr>
+              <w:pStyle w:val="Compact"/>
+              <w:jc w:val="right"/>
+            </w:pPr>
+            <w:r>
+              <w:t xml:space="preserve">yes</w:t>
+            </w:r>
+          </w:p>
+        </w:tc>
+        <w:tc>
+          <w:tcPr/>
+          <w:p>
+            <w:pPr>
+              <w:pStyle w:val="Compact"/>
+              <w:jc w:val="right"/>
+            </w:pPr>
+            <w:r>
+              <w:t xml:space="preserve">yes</w:t>
+            </w:r>
+          </w:p>
+        </w:tc>
+        <w:tc>
+          <w:tcPr/>
+          <w:p>
+            <w:pPr>
+              <w:pStyle w:val="Compact"/>
+              <w:jc w:val="right"/>
+            </w:pPr>
+            <w:r>
+              <w:t xml:space="preserve">yes</w:t>
+            </w:r>
+          </w:p>
+        </w:tc>
+        <w:tc>
+          <w:tcPr/>
+          <w:p>
+            <w:pPr>
+              <w:pStyle w:val="Compact"/>
+              <w:jc w:val="right"/>
+            </w:pPr>
+            <w:r>
+              <w:t xml:space="preserve">yes</w:t>
+            </w:r>
+          </w:p>
+        </w:tc>
+      </w:tr>
+      <w:tr>
+        <w:tc>
+          <w:tcPr/>
+          <w:p>
+            <w:pPr>
+              <w:pStyle w:val="Compact"/>
+              <w:jc w:val="left"/>
+            </w:pPr>
+            <w:r>
+              <w:t xml:space="preserve">N</w:t>
+            </w:r>
+          </w:p>
+        </w:tc>
+        <w:tc>
+          <w:tcPr/>
+          <w:p>
+            <w:pPr>
+              <w:pStyle w:val="Compact"/>
+              <w:jc w:val="right"/>
+            </w:pPr>
+            <w:r>
+              <w:t xml:space="preserve">2,047</w:t>
+            </w:r>
+          </w:p>
+        </w:tc>
+        <w:tc>
+          <w:tcPr/>
+          <w:p>
+            <w:pPr>
+              <w:pStyle w:val="Compact"/>
+              <w:jc w:val="right"/>
+            </w:pPr>
+            <w:r>
+              <w:t xml:space="preserve">2,047</w:t>
+            </w:r>
+          </w:p>
+        </w:tc>
+        <w:tc>
+          <w:tcPr/>
+          <w:p>
+            <w:pPr>
+              <w:pStyle w:val="Compact"/>
+              <w:jc w:val="right"/>
+            </w:pPr>
+            <w:r>
+              <w:t xml:space="preserve">2,011</w:t>
+            </w:r>
+          </w:p>
+        </w:tc>
+        <w:tc>
+          <w:tcPr/>
+          <w:p>
+            <w:pPr>
+              <w:pStyle w:val="Compact"/>
+              <w:jc w:val="right"/>
+            </w:pPr>
+            <w:r>
+              <w:t xml:space="preserve">1,996</w:t>
+            </w:r>
+          </w:p>
+        </w:tc>
+        <w:tc>
+          <w:tcPr/>
+          <w:p>
+            <w:pPr>
+              <w:pStyle w:val="Compact"/>
+              <w:jc w:val="right"/>
+            </w:pPr>
+            <w:r>
+              <w:t xml:space="preserve">1,996</w:t>
+            </w:r>
+          </w:p>
+        </w:tc>
+      </w:tr>
+      <w:tr>
+        <w:tc>
+          <w:tcPr/>
+          <w:p>
+            <w:pPr>
+              <w:pStyle w:val="Compact"/>
+              <w:jc w:val="left"/>
+            </w:pPr>
+            <w:r>
+              <w:t xml:space="preserve">R²</w:t>
+            </w:r>
+          </w:p>
+        </w:tc>
+        <w:tc>
+          <w:tcPr/>
+          <w:p>
+            <w:pPr>
+              <w:pStyle w:val="Compact"/>
+              <w:jc w:val="right"/>
+            </w:pPr>
+            <w:r>
+              <w:t xml:space="preserve">.140</w:t>
+            </w:r>
+          </w:p>
+        </w:tc>
+        <w:tc>
+          <w:tcPr/>
+          <w:p>
+            <w:pPr>
+              <w:pStyle w:val="Compact"/>
+              <w:jc w:val="right"/>
+            </w:pPr>
+            <w:r>
+              <w:t xml:space="preserve">.141</w:t>
+            </w:r>
+          </w:p>
+        </w:tc>
+        <w:tc>
+          <w:tcPr/>
+          <w:p>
+            <w:pPr>
+              <w:pStyle w:val="Compact"/>
+              <w:jc w:val="right"/>
+            </w:pPr>
+            <w:r>
+              <w:t xml:space="preserve">.147</w:t>
+            </w:r>
+          </w:p>
+        </w:tc>
+        <w:tc>
+          <w:tcPr/>
+          <w:p>
+            <w:pPr>
+              <w:pStyle w:val="Compact"/>
+              <w:jc w:val="right"/>
+            </w:pPr>
+            <w:r>
+              <w:t xml:space="preserve">.162</w:t>
+            </w:r>
+          </w:p>
+        </w:tc>
+        <w:tc>
+          <w:tcPr/>
+          <w:p>
+            <w:pPr>
+              <w:pStyle w:val="Compact"/>
+              <w:jc w:val="right"/>
+            </w:pPr>
+            <w:r>
+              <w:t xml:space="preserve">.163</w:t>
+            </w:r>
+          </w:p>
+        </w:tc>
+      </w:tr>
+      <w:tr>
+        <w:tc>
+          <w:tcPr/>
+          <w:p>
+            <w:pPr>
+              <w:pStyle w:val="Compact"/>
+              <w:jc w:val="left"/>
+            </w:pPr>
+            <w:r>
+              <w:t xml:space="preserve">Algebraic TP</w:t>
+            </w:r>
+          </w:p>
+        </w:tc>
+        <w:tc>
+          <w:tcPr/>
+          <w:p>
+            <w:pPr>
+              <w:pStyle w:val="Compact"/>
+              <w:jc w:val="right"/>
+            </w:pPr>
+            <w:r>
+              <w:t xml:space="preserve">—</w:t>
+            </w:r>
+          </w:p>
+        </w:tc>
+        <w:tc>
+          <w:tcPr/>
+          <w:p>
+            <w:pPr>
+              <w:pStyle w:val="Compact"/>
+              <w:jc w:val="right"/>
+            </w:pPr>
+            <w:r>
+              <w:t xml:space="preserve">[90.1%]</w:t>
+            </w:r>
+          </w:p>
+        </w:tc>
+        <w:tc>
+          <w:tcPr/>
+          <w:p>
+            <w:pPr>
+              <w:pStyle w:val="Compact"/>
+              <w:jc w:val="right"/>
+            </w:pPr>
+            <w:r>
+              <w:t xml:space="preserve">[108.3%]</w:t>
+            </w:r>
+          </w:p>
+        </w:tc>
+        <w:tc>
+          <w:tcPr/>
+          <w:p>
+            <w:pPr>
+              <w:pStyle w:val="Compact"/>
+              <w:jc w:val="right"/>
+            </w:pPr>
+            <w:r>
+              <w:t xml:space="preserve">—</w:t>
+            </w:r>
+          </w:p>
+        </w:tc>
+        <w:tc>
+          <w:tcPr/>
+          <w:p>
+            <w:pPr>
+              <w:pStyle w:val="Compact"/>
+              <w:jc w:val="right"/>
+            </w:pPr>
+            <w:r>
+              <w:t xml:space="preserve">—</w:t>
             </w:r>
           </w:p>
         </w:tc>
@@ -4177,12 +3117,1018 @@
         <w:t xml:space="preserve"> </w:t>
       </w:r>
       <w:r>
+        <w:t xml:space="preserve">HC1 robust standard errors; p-values in parentheses. † p &lt; .10, * p &lt; .05, ** p &lt; .01, *** p &lt; .001. Turning points in brackets are algebraic only; in no specification is the quadratic term significant, so no inverted-U is confirmed (Lind &amp; Mehlum, 2010). Robustness with direct exports only (d3c): β₁ = +1.255** (p = .010), β₂ = −0.674 (p = .445), same conclusion.</w:t>
+      </w:r>
+    </w:p>
+    <w:p>
+      <w:pPr>
+        <w:pStyle w:val="BodyText"/>
+      </w:pPr>
+      <w:r>
+        <w:rPr>
+          <w:bCs/>
+          <w:b/>
+        </w:rPr>
+        <w:t xml:space="preserve">H1 supported.</w:t>
+      </w:r>
+      <w:r>
+        <w:t xml:space="preserve"> </w:t>
+      </w:r>
+      <w:r>
+        <w:t xml:space="preserve">The linear effect is positive and significant; the quadratic term never approaches significance; the algebraic turning point lies far outside the observed FSTS support (mean 4.1%; conditional mean 24.6%). Within the observable range, internationalization is monotonically performance-enhancing: Japan sits on a long ascending limb whose descending counterpart is empirically absent. This mirrors the Singapore single-economy result and the group-level finding for the Advanced innovation-driven regime in the companion 50-economy estimation, and it locates Japan, the economy on which the inverted-U was first drawn, on the straightened upper end of the institutional gradient.</w:t>
+      </w:r>
+    </w:p>
+    <w:p>
+      <w:pPr>
+        <w:pStyle w:val="BodyText"/>
+      </w:pPr>
+      <w:r>
+        <w:rPr>
+          <w:bCs/>
+          <w:b/>
+        </w:rPr>
+        <w:t xml:space="preserve">H2 supported.</w:t>
+      </w:r>
+      <w:r>
+        <w:t xml:space="preserve"> </w:t>
+      </w:r>
+      <w:r>
+        <w:t xml:space="preserve">Technological capability carries a precise positive level effect (+0.100, p &lt; .001) and absorbs much of the raw FSTS effect when introduced in M4, consistent with capability-based selection into exporting. Its interaction with export intensity is not significant (M5: −0.126, p = .328). Capability raises the floor; it does not bend the curve.</w:t>
+      </w:r>
+    </w:p>
+    <w:p>
+      <w:pPr>
+        <w:pStyle w:val="BodyText"/>
+      </w:pPr>
+      <w:r>
+        <w:rPr>
+          <w:bCs/>
+          <w:b/>
+        </w:rPr>
+        <w:t xml:space="preserve">H3 supported.</w:t>
+      </w:r>
+      <w:r>
+        <w:t xml:space="preserve"> </w:t>
+      </w:r>
+      <w:r>
+        <w:t xml:space="preserve">Digital adoption retains a modest positive premium (+0.110, p = .028) despite 83.8% saturation, with no curve-reshaping interaction (M5: +0.111, p = .820). The premium is about half the size found in the pooled 50-economy estimation, the compression that Tier-1 saturation predicts.</w:t>
+      </w:r>
+    </w:p>
+    <w:p>
+      <w:pPr>
+        <w:pStyle w:val="BodyText"/>
+      </w:pPr>
+      <w:r>
+        <w:rPr>
+          <w:bCs/>
+          <w:b/>
+        </w:rPr>
+        <w:t xml:space="preserve">H5 supported.</w:t>
+      </w:r>
+      <w:r>
+        <w:t xml:space="preserve"> </w:t>
+      </w:r>
+      <w:r>
+        <w:t xml:space="preserve">Firm age carries a positive premium (+0.073, p = .007 in M3): each log-unit of age adds roughly seven percent to productivity, a regularity that is both expected and theoretically resonant in the economy with the pool's oldest establishments (mean 50.4 years) and its deep</w:t>
+      </w:r>
+      <w:r>
+        <w:t xml:space="preserve"> </w:t>
+      </w:r>
+      <w:r>
+        <w:rPr>
+          <w:iCs/>
+          <w:i/>
+        </w:rPr>
+        <w:t xml:space="preserve">shinise</w:t>
+      </w:r>
+      <w:r>
+        <w:t xml:space="preserve"> </w:t>
+      </w:r>
+      <w:r>
+        <w:t xml:space="preserve">tradition.</w:t>
+      </w:r>
+    </w:p>
+    <w:p>
+      <w:pPr>
+        <w:pStyle w:val="BodyText"/>
+      </w:pPr>
+      <w:r>
+        <w:rPr>
+          <w:bCs/>
+          <w:b/>
+        </w:rPr>
+        <w:t xml:space="preserve">The female-leadership margin.</w:t>
+      </w:r>
+      <w:r>
+        <w:t xml:space="preserve"> </w:t>
+      </w:r>
+      <w:r>
+        <w:t xml:space="preserve">The female-top-manager coefficient is negative and significant (−0.170, p = .011) in the economy with the region's lowest female-leadership share (7.3%). Given the thinness of that margin, the coefficient is most plausibly read as selection of the few female-led establishments into smaller, lower-margin niches rather than as a leadership effect, and we do not interpret it causally. It is reported transparently as a descriptive regularity that disciplines how upper-echelons effects are read across institutional contexts.</w:t>
+      </w:r>
+    </w:p>
+    <w:bookmarkEnd w:id="34"/>
+    <w:bookmarkStart w:id="35" w:name="X97e44523d2826f76d0ea345acd08f02a62919b2"/>
+    <w:p>
+      <w:pPr>
+        <w:pStyle w:val="Heading3"/>
+      </w:pPr>
+      <w:r>
+        <w:t xml:space="preserve">4.4 The extensive margin: who exports (Table 4)</w:t>
+      </w:r>
+    </w:p>
+    <w:p>
+      <w:pPr>
+        <w:pStyle w:val="FirstParagraph"/>
+      </w:pPr>
+      <w:r>
+        <w:t xml:space="preserve">If the intensity curve is flat within range, the consequential variation lies in</w:t>
+      </w:r>
+      <w:r>
+        <w:t xml:space="preserve"> </w:t>
+      </w:r>
+      <w:r>
+        <w:rPr>
+          <w:iCs/>
+          <w:i/>
+        </w:rPr>
+        <w:t xml:space="preserve">who exports at all</w:t>
+      </w:r>
+      <w:r>
+        <w:t xml:space="preserve">. Table 4 reports a linear probability model of export participation. The result relocates the action decisively. Export participation is governed by foreign ownership (+0.408, p &lt; .001), an establishment that is at least 10% foreign-owned is some forty percentage points more likely to export, by technological capability (+0.083 per standard deviation, p &lt; .001), and by digital adoption (+0.046, p = .005). Firm age contributes modestly (+0.026, p = .010). Firm size, by contrast, does not independently predict participation once capability and ownership are controlled (+0.014, p = .114), and the female-leadership margin is weakly negative (−0.048, p = .062). The model explains a substantial share of the cross-sectional variation in participation (R² = 0.228).</w:t>
+      </w:r>
+    </w:p>
+    <w:p>
+      <w:pPr>
+        <w:pStyle w:val="BodyText"/>
+      </w:pPr>
+      <w:r>
+        <w:rPr>
+          <w:bCs/>
+          <w:b/>
+        </w:rPr>
+        <w:t xml:space="preserve">Table 4. Extensive margin, who exports (LPM; DV: exporter status)</w:t>
+      </w:r>
+    </w:p>
+    <w:tbl>
+      <w:tblPr>
+        <w:tblStyle w:val="Table"/>
+        <w:tblW w:type="auto" w:w="0"/>
+        <w:tblLook w:firstRow="1" w:lastRow="0" w:firstColumn="0" w:lastColumn="0" w:noHBand="0" w:noVBand="0" w:val="0020"/>
+        <w:jc w:val="start"/>
+      </w:tblPr>
+      <w:tblGrid>
+        <w:gridCol w:w="2640"/>
+        <w:gridCol w:w="2640"/>
+        <w:gridCol w:w="2640"/>
+      </w:tblGrid>
+      <w:tr>
+        <w:trPr>
+          <w:tblHeader w:val="true"/>
+        </w:trPr>
+        <w:tc>
+          <w:tcPr/>
+          <w:p>
+            <w:pPr>
+              <w:pStyle w:val="Compact"/>
+              <w:jc w:val="left"/>
+            </w:pPr>
+            <w:r>
+              <w:t xml:space="preserve">Covariate</w:t>
+            </w:r>
+          </w:p>
+        </w:tc>
+        <w:tc>
+          <w:tcPr/>
+          <w:p>
+            <w:pPr>
+              <w:pStyle w:val="Compact"/>
+              <w:jc w:val="right"/>
+            </w:pPr>
+            <w:r>
+              <w:t xml:space="preserve">Coefficient</w:t>
+            </w:r>
+          </w:p>
+        </w:tc>
+        <w:tc>
+          <w:tcPr/>
+          <w:p>
+            <w:pPr>
+              <w:pStyle w:val="Compact"/>
+              <w:jc w:val="right"/>
+            </w:pPr>
+            <w:r>
+              <w:t xml:space="preserve">p</w:t>
+            </w:r>
+          </w:p>
+        </w:tc>
+      </w:tr>
+      <w:tr>
+        <w:tc>
+          <w:tcPr/>
+          <w:p>
+            <w:pPr>
+              <w:pStyle w:val="Compact"/>
+              <w:jc w:val="left"/>
+            </w:pPr>
+            <w:r>
+              <w:t xml:space="preserve">Technological capability (z)</w:t>
+            </w:r>
+          </w:p>
+        </w:tc>
+        <w:tc>
+          <w:tcPr/>
+          <w:p>
+            <w:pPr>
+              <w:pStyle w:val="Compact"/>
+              <w:jc w:val="right"/>
+            </w:pPr>
+            <w:r>
+              <w:t xml:space="preserve">+0.083</w:t>
+            </w:r>
+          </w:p>
+        </w:tc>
+        <w:tc>
+          <w:tcPr/>
+          <w:p>
+            <w:pPr>
+              <w:pStyle w:val="Compact"/>
+              <w:jc w:val="right"/>
+            </w:pPr>
+            <w:r>
+              <w:t xml:space="preserve">&lt; .001</w:t>
+            </w:r>
+          </w:p>
+        </w:tc>
+      </w:tr>
+      <w:tr>
+        <w:tc>
+          <w:tcPr/>
+          <w:p>
+            <w:pPr>
+              <w:pStyle w:val="Compact"/>
+              <w:jc w:val="left"/>
+            </w:pPr>
+            <w:r>
+              <w:t xml:space="preserve">Digital adoption (website)</w:t>
+            </w:r>
+          </w:p>
+        </w:tc>
+        <w:tc>
+          <w:tcPr/>
+          <w:p>
+            <w:pPr>
+              <w:pStyle w:val="Compact"/>
+              <w:jc w:val="right"/>
+            </w:pPr>
+            <w:r>
+              <w:t xml:space="preserve">+0.046</w:t>
+            </w:r>
+          </w:p>
+        </w:tc>
+        <w:tc>
+          <w:tcPr/>
+          <w:p>
+            <w:pPr>
+              <w:pStyle w:val="Compact"/>
+              <w:jc w:val="right"/>
+            </w:pPr>
+            <w:r>
+              <w:t xml:space="preserve">.005</w:t>
+            </w:r>
+          </w:p>
+        </w:tc>
+      </w:tr>
+      <w:tr>
+        <w:tc>
+          <w:tcPr/>
+          <w:p>
+            <w:pPr>
+              <w:pStyle w:val="Compact"/>
+              <w:jc w:val="left"/>
+            </w:pPr>
+            <w:r>
+              <w:t xml:space="preserve">Foreign ownership ≥ 10%</w:t>
+            </w:r>
+          </w:p>
+        </w:tc>
+        <w:tc>
+          <w:tcPr/>
+          <w:p>
+            <w:pPr>
+              <w:pStyle w:val="Compact"/>
+              <w:jc w:val="right"/>
+            </w:pPr>
+            <w:r>
+              <w:t xml:space="preserve">+0.408</w:t>
+            </w:r>
+          </w:p>
+        </w:tc>
+        <w:tc>
+          <w:tcPr/>
+          <w:p>
+            <w:pPr>
+              <w:pStyle w:val="Compact"/>
+              <w:jc w:val="right"/>
+            </w:pPr>
+            <w:r>
+              <w:t xml:space="preserve">&lt; .001</w:t>
+            </w:r>
+          </w:p>
+        </w:tc>
+      </w:tr>
+      <w:tr>
+        <w:tc>
+          <w:tcPr/>
+          <w:p>
+            <w:pPr>
+              <w:pStyle w:val="Compact"/>
+              <w:jc w:val="left"/>
+            </w:pPr>
+            <w:r>
+              <w:t xml:space="preserve">ln(firm age)</w:t>
+            </w:r>
+          </w:p>
+        </w:tc>
+        <w:tc>
+          <w:tcPr/>
+          <w:p>
+            <w:pPr>
+              <w:pStyle w:val="Compact"/>
+              <w:jc w:val="right"/>
+            </w:pPr>
+            <w:r>
+              <w:t xml:space="preserve">+0.026</w:t>
+            </w:r>
+          </w:p>
+        </w:tc>
+        <w:tc>
+          <w:tcPr/>
+          <w:p>
+            <w:pPr>
+              <w:pStyle w:val="Compact"/>
+              <w:jc w:val="right"/>
+            </w:pPr>
+            <w:r>
+              <w:t xml:space="preserve">.010</w:t>
+            </w:r>
+          </w:p>
+        </w:tc>
+      </w:tr>
+      <w:tr>
+        <w:tc>
+          <w:tcPr/>
+          <w:p>
+            <w:pPr>
+              <w:pStyle w:val="Compact"/>
+              <w:jc w:val="left"/>
+            </w:pPr>
+            <w:r>
+              <w:t xml:space="preserve">Female top manager</w:t>
+            </w:r>
+          </w:p>
+        </w:tc>
+        <w:tc>
+          <w:tcPr/>
+          <w:p>
+            <w:pPr>
+              <w:pStyle w:val="Compact"/>
+              <w:jc w:val="right"/>
+            </w:pPr>
+            <w:r>
+              <w:t xml:space="preserve">−0.048</w:t>
+            </w:r>
+          </w:p>
+        </w:tc>
+        <w:tc>
+          <w:tcPr/>
+          <w:p>
+            <w:pPr>
+              <w:pStyle w:val="Compact"/>
+              <w:jc w:val="right"/>
+            </w:pPr>
+            <w:r>
+              <w:t xml:space="preserve">.062</w:t>
+            </w:r>
+          </w:p>
+        </w:tc>
+      </w:tr>
+      <w:tr>
+        <w:tc>
+          <w:tcPr/>
+          <w:p>
+            <w:pPr>
+              <w:pStyle w:val="Compact"/>
+              <w:jc w:val="left"/>
+            </w:pPr>
+            <w:r>
+              <w:t xml:space="preserve">ln employment (z)</w:t>
+            </w:r>
+          </w:p>
+        </w:tc>
+        <w:tc>
+          <w:tcPr/>
+          <w:p>
+            <w:pPr>
+              <w:pStyle w:val="Compact"/>
+              <w:jc w:val="right"/>
+            </w:pPr>
+            <w:r>
+              <w:t xml:space="preserve">+0.014</w:t>
+            </w:r>
+          </w:p>
+        </w:tc>
+        <w:tc>
+          <w:tcPr/>
+          <w:p>
+            <w:pPr>
+              <w:pStyle w:val="Compact"/>
+              <w:jc w:val="right"/>
+            </w:pPr>
+            <w:r>
+              <w:t xml:space="preserve">.114</w:t>
+            </w:r>
+          </w:p>
+        </w:tc>
+      </w:tr>
+      <w:tr>
+        <w:tc>
+          <w:tcPr/>
+          <w:p>
+            <w:pPr>
+              <w:pStyle w:val="Compact"/>
+              <w:jc w:val="left"/>
+            </w:pPr>
+            <w:r>
+              <w:t xml:space="preserve">Sector FE</w:t>
+            </w:r>
+          </w:p>
+        </w:tc>
+        <w:tc>
+          <w:tcPr/>
+          <w:p>
+            <w:pPr>
+              <w:pStyle w:val="Compact"/>
+              <w:jc w:val="right"/>
+            </w:pPr>
+            <w:r>
+              <w:t xml:space="preserve">yes</w:t>
+            </w:r>
+          </w:p>
+        </w:tc>
+        <w:tc>
+          <w:tcPr/>
+          <w:p>
+            <w:pPr>
+              <w:pStyle w:val="Compact"/>
+            </w:pPr>
+          </w:p>
+        </w:tc>
+      </w:tr>
+      <w:tr>
+        <w:tc>
+          <w:tcPr/>
+          <w:p>
+            <w:pPr>
+              <w:pStyle w:val="Compact"/>
+              <w:jc w:val="left"/>
+            </w:pPr>
+            <w:r>
+              <w:t xml:space="preserve">N</w:t>
+            </w:r>
+          </w:p>
+        </w:tc>
+        <w:tc>
+          <w:tcPr/>
+          <w:p>
+            <w:pPr>
+              <w:pStyle w:val="Compact"/>
+              <w:jc w:val="right"/>
+            </w:pPr>
+            <w:r>
+              <w:t xml:space="preserve">2,062</w:t>
+            </w:r>
+          </w:p>
+        </w:tc>
+        <w:tc>
+          <w:tcPr/>
+          <w:p>
+            <w:pPr>
+              <w:pStyle w:val="Compact"/>
+            </w:pPr>
+          </w:p>
+        </w:tc>
+      </w:tr>
+      <w:tr>
+        <w:tc>
+          <w:tcPr/>
+          <w:p>
+            <w:pPr>
+              <w:pStyle w:val="Compact"/>
+              <w:jc w:val="left"/>
+            </w:pPr>
+            <w:r>
+              <w:t xml:space="preserve">R²</w:t>
+            </w:r>
+          </w:p>
+        </w:tc>
+        <w:tc>
+          <w:tcPr/>
+          <w:p>
+            <w:pPr>
+              <w:pStyle w:val="Compact"/>
+              <w:jc w:val="right"/>
+            </w:pPr>
+            <w:r>
+              <w:t xml:space="preserve">0.228</w:t>
+            </w:r>
+          </w:p>
+        </w:tc>
+        <w:tc>
+          <w:tcPr/>
+          <w:p>
+            <w:pPr>
+              <w:pStyle w:val="Compact"/>
+            </w:pPr>
+          </w:p>
+        </w:tc>
+      </w:tr>
+    </w:tbl>
+    <w:p>
+      <w:pPr>
+        <w:pStyle w:val="BodyText"/>
+      </w:pPr>
+      <w:r>
+        <w:rPr>
+          <w:iCs/>
+          <w:i/>
+        </w:rPr>
+        <w:t xml:space="preserve">Notes:</w:t>
+      </w:r>
+      <w:r>
+        <w:t xml:space="preserve"> </w:t>
+      </w:r>
+      <w:r>
+        <w:t xml:space="preserve">HC1 robust standard errors. Linear probability model; coefficients are changes in the probability of being an exporter.</w:t>
+      </w:r>
+    </w:p>
+    <w:p>
+      <w:pPr>
+        <w:pStyle w:val="BodyText"/>
+      </w:pPr>
+      <w:r>
+        <w:rPr>
+          <w:bCs/>
+          <w:b/>
+        </w:rPr>
+        <w:t xml:space="preserve">H4 supported.</w:t>
+      </w:r>
+      <w:r>
+        <w:t xml:space="preserve"> </w:t>
+      </w:r>
+      <w:r>
+        <w:t xml:space="preserve">The same capability and ownership factors that do not reshape the intensity curve govern entry into exporting. At the frontier, the productivity payoff to internationalization operates chiefly through the participation threshold: exporters earn a productivity premium of 25.8% over non-exporters (p &lt; .001, controlling for ownership, age, gender, and sector), and the firms that cross the threshold are those endowed with the capabilities, technological, digital, and ownership-linked, that make foreign-market entry viable. This is the Melitz (2003) self-selection mechanism observed in a frontier economy: the action is at the extensive margin, not along the intensity gradient.</w:t>
+      </w:r>
+    </w:p>
+    <w:bookmarkEnd w:id="35"/>
+    <w:bookmarkStart w:id="36" w:name="X3b49b1ebe616c23c8305e9430605963a9450daa"/>
+    <w:p>
+      <w:pPr>
+        <w:pStyle w:val="Heading3"/>
+      </w:pPr>
+      <w:r>
+        <w:t xml:space="preserve">4.5 Robustness (Table 5)</w:t>
+      </w:r>
+    </w:p>
+    <w:p>
+      <w:pPr>
+        <w:pStyle w:val="FirstParagraph"/>
+      </w:pPr>
+      <w:r>
+        <w:t xml:space="preserve">Table 5 subjects the central finding, a positive linear and a non-significant quadratic export effect, to four alternative specifications. Adding a firm-size control (R2) leaves the linear effect positive (+0.656, p = .046) and the quadratic insignificant (p = .662). Restricting to domestic-owned establishments (R3) strengthens the linear effect (+0.917, p = .012) with the quadratic still insignificant (p = .448), confirming that the result is not driven by the rare foreign-owned firms. Winsorising productivity at the 5th/95th percentiles (R5) yields the same pattern (+0.837, p = .006; quadratic p = .378). Estimating the intensity margin on exporters only (R6, N = 344), where the linear/quadratic terms are identified off participating firms alone, the export-intensity effect is positive but no longer significant (+0.200, p = .410) and the quadratic remains insignificant (p = .551), consistent with the action lying at participation rather than intensity. In no specification, across the full sample, the domestic-owned subsample, alternative winsorisation, or the exporters-only subsample, does the quadratic term attain significance. The monotone-positive-within-range conclusion is robust.</w:t>
+      </w:r>
+    </w:p>
+    <w:p>
+      <w:pPr>
+        <w:pStyle w:val="BodyText"/>
+      </w:pPr>
+      <w:r>
+        <w:rPr>
+          <w:bCs/>
+          <w:b/>
+        </w:rPr>
+        <w:t xml:space="preserve">Table 5. Robustness battery (linear and quadratic export effect)</w:t>
+      </w:r>
+    </w:p>
+    <w:tbl>
+      <w:tblPr>
+        <w:tblStyle w:val="Table"/>
+        <w:tblW w:type="auto" w:w="0"/>
+        <w:tblLook w:firstRow="1" w:lastRow="0" w:firstColumn="0" w:lastColumn="0" w:noHBand="0" w:noVBand="0" w:val="0020"/>
+        <w:jc w:val="start"/>
+      </w:tblPr>
+      <w:tblGrid>
+        <w:gridCol w:w="1320"/>
+        <w:gridCol w:w="1320"/>
+        <w:gridCol w:w="1320"/>
+        <w:gridCol w:w="1320"/>
+        <w:gridCol w:w="1320"/>
+        <w:gridCol w:w="1320"/>
+      </w:tblGrid>
+      <w:tr>
+        <w:trPr>
+          <w:tblHeader w:val="true"/>
+        </w:trPr>
+        <w:tc>
+          <w:tcPr/>
+          <w:p>
+            <w:pPr>
+              <w:pStyle w:val="Compact"/>
+              <w:jc w:val="left"/>
+            </w:pPr>
+            <w:r>
+              <w:t xml:space="preserve">Specification</w:t>
+            </w:r>
+          </w:p>
+        </w:tc>
+        <w:tc>
+          <w:tcPr/>
+          <w:p>
+            <w:pPr>
+              <w:pStyle w:val="Compact"/>
+              <w:jc w:val="right"/>
+            </w:pPr>
+            <w:r>
+              <w:t xml:space="preserve">N</w:t>
+            </w:r>
+          </w:p>
+        </w:tc>
+        <w:tc>
+          <w:tcPr/>
+          <w:p>
+            <w:pPr>
+              <w:pStyle w:val="Compact"/>
+              <w:jc w:val="right"/>
+            </w:pPr>
+            <w:r>
+              <w:t xml:space="preserve">β₁ (linear)</w:t>
+            </w:r>
+          </w:p>
+        </w:tc>
+        <w:tc>
+          <w:tcPr/>
+          <w:p>
+            <w:pPr>
+              <w:pStyle w:val="Compact"/>
+              <w:jc w:val="right"/>
+            </w:pPr>
+            <w:r>
+              <w:t xml:space="preserve">p</w:t>
+            </w:r>
+          </w:p>
+        </w:tc>
+        <w:tc>
+          <w:tcPr/>
+          <w:p>
+            <w:pPr>
+              <w:pStyle w:val="Compact"/>
+              <w:jc w:val="right"/>
+            </w:pPr>
+            <w:r>
+              <w:t xml:space="preserve">β₂ (quadratic)</w:t>
+            </w:r>
+          </w:p>
+        </w:tc>
+        <w:tc>
+          <w:tcPr/>
+          <w:p>
+            <w:pPr>
+              <w:pStyle w:val="Compact"/>
+              <w:jc w:val="right"/>
+            </w:pPr>
+            <w:r>
+              <w:t xml:space="preserve">p</w:t>
+            </w:r>
+          </w:p>
+        </w:tc>
+      </w:tr>
+      <w:tr>
+        <w:tc>
+          <w:tcPr/>
+          <w:p>
+            <w:pPr>
+              <w:pStyle w:val="Compact"/>
+              <w:jc w:val="left"/>
+            </w:pPr>
+            <w:r>
+              <w:t xml:space="preserve">R2: + ln firm size</w:t>
+            </w:r>
+          </w:p>
+        </w:tc>
+        <w:tc>
+          <w:tcPr/>
+          <w:p>
+            <w:pPr>
+              <w:pStyle w:val="Compact"/>
+              <w:jc w:val="right"/>
+            </w:pPr>
+            <w:r>
+              <w:t xml:space="preserve">2,011</w:t>
+            </w:r>
+          </w:p>
+        </w:tc>
+        <w:tc>
+          <w:tcPr/>
+          <w:p>
+            <w:pPr>
+              <w:pStyle w:val="Compact"/>
+              <w:jc w:val="right"/>
+            </w:pPr>
+            <w:r>
+              <w:t xml:space="preserve">+0.656</w:t>
+            </w:r>
+          </w:p>
+        </w:tc>
+        <w:tc>
+          <w:tcPr/>
+          <w:p>
+            <w:pPr>
+              <w:pStyle w:val="Compact"/>
+              <w:jc w:val="right"/>
+            </w:pPr>
+            <w:r>
+              <w:t xml:space="preserve">.046</w:t>
+            </w:r>
+          </w:p>
+        </w:tc>
+        <w:tc>
+          <w:tcPr/>
+          <w:p>
+            <w:pPr>
+              <w:pStyle w:val="Compact"/>
+              <w:jc w:val="right"/>
+            </w:pPr>
+            <w:r>
+              <w:t xml:space="preserve">−0.263</w:t>
+            </w:r>
+          </w:p>
+        </w:tc>
+        <w:tc>
+          <w:tcPr/>
+          <w:p>
+            <w:pPr>
+              <w:pStyle w:val="Compact"/>
+              <w:jc w:val="right"/>
+            </w:pPr>
+            <w:r>
+              <w:t xml:space="preserve">.662</w:t>
+            </w:r>
+          </w:p>
+        </w:tc>
+      </w:tr>
+      <w:tr>
+        <w:tc>
+          <w:tcPr/>
+          <w:p>
+            <w:pPr>
+              <w:pStyle w:val="Compact"/>
+              <w:jc w:val="left"/>
+            </w:pPr>
+            <w:r>
+              <w:t xml:space="preserve">R3: domestic-owned only</w:t>
+            </w:r>
+          </w:p>
+        </w:tc>
+        <w:tc>
+          <w:tcPr/>
+          <w:p>
+            <w:pPr>
+              <w:pStyle w:val="Compact"/>
+              <w:jc w:val="right"/>
+            </w:pPr>
+            <w:r>
+              <w:t xml:space="preserve">1,976</w:t>
+            </w:r>
+          </w:p>
+        </w:tc>
+        <w:tc>
+          <w:tcPr/>
+          <w:p>
+            <w:pPr>
+              <w:pStyle w:val="Compact"/>
+              <w:jc w:val="right"/>
+            </w:pPr>
+            <w:r>
+              <w:t xml:space="preserve">+0.917</w:t>
+            </w:r>
+          </w:p>
+        </w:tc>
+        <w:tc>
+          <w:tcPr/>
+          <w:p>
+            <w:pPr>
+              <w:pStyle w:val="Compact"/>
+              <w:jc w:val="right"/>
+            </w:pPr>
+            <w:r>
+              <w:t xml:space="preserve">.012</w:t>
+            </w:r>
+          </w:p>
+        </w:tc>
+        <w:tc>
+          <w:tcPr/>
+          <w:p>
+            <w:pPr>
+              <w:pStyle w:val="Compact"/>
+              <w:jc w:val="right"/>
+            </w:pPr>
+            <w:r>
+              <w:t xml:space="preserve">−0.533</w:t>
+            </w:r>
+          </w:p>
+        </w:tc>
+        <w:tc>
+          <w:tcPr/>
+          <w:p>
+            <w:pPr>
+              <w:pStyle w:val="Compact"/>
+              <w:jc w:val="right"/>
+            </w:pPr>
+            <w:r>
+              <w:t xml:space="preserve">.448</w:t>
+            </w:r>
+          </w:p>
+        </w:tc>
+      </w:tr>
+      <w:tr>
+        <w:tc>
+          <w:tcPr/>
+          <w:p>
+            <w:pPr>
+              <w:pStyle w:val="Compact"/>
+              <w:jc w:val="left"/>
+            </w:pPr>
+            <w:r>
+              <w:t xml:space="preserve">R5: winsor 5th/95th</w:t>
+            </w:r>
+          </w:p>
+        </w:tc>
+        <w:tc>
+          <w:tcPr/>
+          <w:p>
+            <w:pPr>
+              <w:pStyle w:val="Compact"/>
+              <w:jc w:val="right"/>
+            </w:pPr>
+            <w:r>
+              <w:t xml:space="preserve">2,011</w:t>
+            </w:r>
+          </w:p>
+        </w:tc>
+        <w:tc>
+          <w:tcPr/>
+          <w:p>
+            <w:pPr>
+              <w:pStyle w:val="Compact"/>
+              <w:jc w:val="right"/>
+            </w:pPr>
+            <w:r>
+              <w:t xml:space="preserve">+0.837</w:t>
+            </w:r>
+          </w:p>
+        </w:tc>
+        <w:tc>
+          <w:tcPr/>
+          <w:p>
+            <w:pPr>
+              <w:pStyle w:val="Compact"/>
+              <w:jc w:val="right"/>
+            </w:pPr>
+            <w:r>
+              <w:t xml:space="preserve">.006</w:t>
+            </w:r>
+          </w:p>
+        </w:tc>
+        <w:tc>
+          <w:tcPr/>
+          <w:p>
+            <w:pPr>
+              <w:pStyle w:val="Compact"/>
+              <w:jc w:val="right"/>
+            </w:pPr>
+            <w:r>
+              <w:t xml:space="preserve">−0.479</w:t>
+            </w:r>
+          </w:p>
+        </w:tc>
+        <w:tc>
+          <w:tcPr/>
+          <w:p>
+            <w:pPr>
+              <w:pStyle w:val="Compact"/>
+              <w:jc w:val="right"/>
+            </w:pPr>
+            <w:r>
+              <w:t xml:space="preserve">.378</w:t>
+            </w:r>
+          </w:p>
+        </w:tc>
+      </w:tr>
+      <w:tr>
+        <w:tc>
+          <w:tcPr/>
+          <w:p>
+            <w:pPr>
+              <w:pStyle w:val="Compact"/>
+              <w:jc w:val="left"/>
+            </w:pPr>
+            <w:r>
+              <w:t xml:space="preserve">R6: exporters only (intensity)</w:t>
+            </w:r>
+          </w:p>
+        </w:tc>
+        <w:tc>
+          <w:tcPr/>
+          <w:p>
+            <w:pPr>
+              <w:pStyle w:val="Compact"/>
+              <w:jc w:val="right"/>
+            </w:pPr>
+            <w:r>
+              <w:t xml:space="preserve">344</w:t>
+            </w:r>
+          </w:p>
+        </w:tc>
+        <w:tc>
+          <w:tcPr/>
+          <w:p>
+            <w:pPr>
+              <w:pStyle w:val="Compact"/>
+              <w:jc w:val="right"/>
+            </w:pPr>
+            <w:r>
+              <w:t xml:space="preserve">+0.200</w:t>
+            </w:r>
+          </w:p>
+        </w:tc>
+        <w:tc>
+          <w:tcPr/>
+          <w:p>
+            <w:pPr>
+              <w:pStyle w:val="Compact"/>
+              <w:jc w:val="right"/>
+            </w:pPr>
+            <w:r>
+              <w:t xml:space="preserve">.410</w:t>
+            </w:r>
+          </w:p>
+        </w:tc>
+        <w:tc>
+          <w:tcPr/>
+          <w:p>
+            <w:pPr>
+              <w:pStyle w:val="Compact"/>
+              <w:jc w:val="right"/>
+            </w:pPr>
+            <w:r>
+              <w:t xml:space="preserve">+0.450</w:t>
+            </w:r>
+          </w:p>
+        </w:tc>
+        <w:tc>
+          <w:tcPr/>
+          <w:p>
+            <w:pPr>
+              <w:pStyle w:val="Compact"/>
+              <w:jc w:val="right"/>
+            </w:pPr>
+            <w:r>
+              <w:t xml:space="preserve">.551</w:t>
+            </w:r>
+          </w:p>
+        </w:tc>
+      </w:tr>
+    </w:tbl>
+    <w:p>
+      <w:pPr>
+        <w:pStyle w:val="BodyText"/>
+      </w:pPr>
+      <w:r>
+        <w:rPr>
+          <w:iCs/>
+          <w:i/>
+        </w:rPr>
+        <w:t xml:space="preserve">Notes:</w:t>
+      </w:r>
+      <w:r>
+        <w:t xml:space="preserve"> </w:t>
+      </w:r>
+      <w:r>
         <w:t xml:space="preserve">HC1 robust standard errors; all models include sector fixed effects and the demographic controls of M3. The quadratic term is insignificant in every specification.</w:t>
       </w:r>
     </w:p>
     <w:bookmarkEnd w:id="36"/>
     <w:bookmarkEnd w:id="37"/>
-    <w:bookmarkStart w:id="42" w:name="discussion"/>
+    <w:bookmarkStart w:id="42" w:name="X735612638e4e736e4693e459c258977262c0dfc"/>
     <w:p>
       <w:pPr>
         <w:pStyle w:val="Heading2"/>
@@ -4191,7 +4137,7 @@
         <w:t xml:space="preserve">5. Discussion</w:t>
       </w:r>
     </w:p>
-    <w:bookmarkStart w:id="38" w:name="completing-the-three-zone-picture"/>
+    <w:bookmarkStart w:id="38" w:name="X0060750d2463828db873021f0e9a167307ab762"/>
     <w:p>
       <w:pPr>
         <w:pStyle w:val="Heading3"/>
@@ -4205,11 +4151,11 @@
         <w:pStyle w:val="FirstParagraph"/>
       </w:pPr>
       <w:r>
-        <w:t xml:space="preserve">The Japan results complete a three-zone picture of the institution-contingent I–P relationship that emerges across the 50-economy region. In the middle of the institutional gradient, the inverted-U is sharp and reliably located: the lower-middle transition regime exhibits a turning point near 43% with a significant negative quadratic term, and single-economy evidence places Vietnam in the high-thirties to mid-forties and India near 41% in the early 2020s. At the upper bound, in Japan as in Singapore and in the Advanced innovation-driven regime as a group, the curve straightens: the within-range relationship is monotonically positive and no harmful threshold is observable. At the lower bound, the relationship dissolves into insignificance, and in the Pacific small-island group it reverses under a level-based specification, the phenomenon the companion work names the Forced Internationalization Penalty. Japan supplies the cleanest upper-bound observation of this family of curves, on an inaugural survey wave free of any panel attrition or schema-change artefacts, and it does so for the very economy on which the inverted-U was first established, resolving the irony noted in the introduction: the bend that Lu and Beamish (2001, 2004) found on Japanese multinationals’ geographic scope is, on the harmonised establishment instrument, pushed beyond range, because the WBES frame measures the domestic-economy export-intensity margin rather than the foreign-subsidiary scope margin.</w:t>
+        <w:t xml:space="preserve">The Japan results complete a three-zone picture of the institution-contingent I–P relationship that emerges across the 50-economy region. In the middle of the institutional gradient, the inverted-U is sharp and reliably located: the lower-middle transition regime exhibits a turning point near 43% with a significant negative quadratic term, and single-economy evidence places Vietnam in the high-thirties to mid-forties and India near 41% in the early 2020s. At the upper bound, in Japan as in Singapore and in the Advanced innovation-driven regime as a group, the curve straightens: the within-range relationship is monotonically positive and no harmful threshold is observable. At the lower bound, the relationship dissolves into insignificance, and in the Pacific small-island group it reverses under a level-based specification, the phenomenon the companion work names the Forced Internationalization Penalty. Japan supplies the cleanest upper-bound observation of this family of curves, on an inaugural survey wave free of any panel attrition or schema-change artefacts, and it does so for the very economy on which the inverted-U was first established, resolving the irony noted in the introduction: the bend that Lu and Beamish (2001, 2004) found on Japanese multinationals' geographic scope is, on the harmonised establishment instrument, pushed beyond range, because the WBES frame measures the domestic-economy export-intensity margin rather than the foreign-subsidiary scope margin.</w:t>
       </w:r>
     </w:p>
     <w:bookmarkEnd w:id="38"/>
-    <w:bookmarkStart w:id="39" w:name="X7a751151190076bd16bb53c3a37b26d1361651a"/>
+    <w:bookmarkStart w:id="39" w:name="Xff8f54e05b09ddd68e826c85e8dd9accdfbcd4a"/>
     <w:p>
       <w:pPr>
         <w:pStyle w:val="Heading3"/>
@@ -4243,7 +4189,7 @@
       </w:r>
     </w:p>
     <w:bookmarkEnd w:id="39"/>
-    <w:bookmarkStart w:id="40" w:name="X75fbe312fb04e39bb5a4efa1517cbe98c056c66"/>
+    <w:bookmarkStart w:id="40" w:name="X527ee7bfc68b8648ca7c6de89f264566a929f66"/>
     <w:p>
       <w:pPr>
         <w:pStyle w:val="Heading3"/>
@@ -4277,7 +4223,7 @@
       </w:r>
     </w:p>
     <w:bookmarkEnd w:id="40"/>
-    <w:bookmarkStart w:id="41" w:name="limitations"/>
+    <w:bookmarkStart w:id="41" w:name="X47b33dbf897054d79ce3d759da46f0a1ef21be8"/>
     <w:p>
       <w:pPr>
         <w:pStyle w:val="Heading3"/>
@@ -4296,7 +4242,7 @@
     </w:p>
     <w:bookmarkEnd w:id="41"/>
     <w:bookmarkEnd w:id="42"/>
-    <w:bookmarkStart w:id="43" w:name="conclusion"/>
+    <w:bookmarkStart w:id="43" w:name="X6b297cc947e0db5526be369b1f0f4ddc67b2415"/>
     <w:p>
       <w:pPr>
         <w:pStyle w:val="Heading2"/>
@@ -4310,7 +4256,7 @@
         <w:pStyle w:val="FirstParagraph"/>
       </w:pPr>
       <w:r>
-        <w:t xml:space="preserve">Using Japan’s first-ever World Bank Enterprise Survey, we show that at the upper bound of the institutional gradient the internationalization–performance relationship is monotonically positive within the observable range, with no statistically detectable turning point in any specification. Technological capability and digital adoption raise productivity levels without reshaping the curve; firm longevity carries a measurable premium consistent with the</w:t>
+        <w:t xml:space="preserve">Using Japan's first-ever World Bank Enterprise Survey, we show that at the upper bound of the institutional gradient the internationalization–performance relationship is monotonically positive within the observable range, with no statistically detectable turning point in any specification. Technological capability and digital adoption raise productivity levels without reshaping the curve; firm longevity carries a measurable premium consistent with the</w:t>
       </w:r>
       <w:r>
         <w:t xml:space="preserve"> </w:t>
@@ -4344,7 +4290,7 @@
         <w:pStyle w:val="FirstParagraph"/>
       </w:pPr>
       <w:r>
-        <w:t xml:space="preserve">Barney, J. (1991). Firm resources and sustained competitive advantage.</w:t>
+        <w:t xml:space="preserve">Barney, J. (1991), "Firm resources and sustained competitive advantage",</w:t>
       </w:r>
       <w:r>
         <w:t xml:space="preserve"> </w:t>
@@ -4354,18 +4300,18 @@
           <w:iCs/>
           <w:i/>
         </w:rPr>
-        <w:t xml:space="preserve">Journal of Management, 17</w:t>
-      </w:r>
-      <w:r>
-        <w:t xml:space="preserve">(1), 99–120.</w:t>
-      </w:r>
-    </w:p>
-    <w:p>
-      <w:pPr>
-        <w:pStyle w:val="BodyText"/>
-      </w:pPr>
-      <w:r>
-        <w:t xml:space="preserve">Bausch, A., &amp; Krist, M. (2007). The effect of context-related moderators on the internationalization–performance relationship: Evidence from meta-analysis.</w:t>
+        <w:t xml:space="preserve">Journal of Management</w:t>
+      </w:r>
+      <w:r>
+        <w:t xml:space="preserve">, Vol. 17 No. 1, pp. 99-120.</w:t>
+      </w:r>
+    </w:p>
+    <w:p>
+      <w:pPr>
+        <w:pStyle w:val="BodyText"/>
+      </w:pPr>
+      <w:r>
+        <w:t xml:space="preserve">Bausch, A. and Krist, M. (2007), "The effect of context-related moderators on the internationalization–performance relationship: Evidence from meta-analysis",</w:t>
       </w:r>
       <w:r>
         <w:t xml:space="preserve"> </w:t>
@@ -4375,18 +4321,18 @@
           <w:iCs/>
           <w:i/>
         </w:rPr>
-        <w:t xml:space="preserve">Management International Review, 47</w:t>
-      </w:r>
-      <w:r>
-        <w:t xml:space="preserve">(3), 319–347.</w:t>
-      </w:r>
-    </w:p>
-    <w:p>
-      <w:pPr>
-        <w:pStyle w:val="BodyText"/>
-      </w:pPr>
-      <w:r>
-        <w:t xml:space="preserve">Bernard, A. B., Jensen, J. B., Redding, S. J., &amp; Schott, P. K. (2007). Firms in international trade.</w:t>
+        <w:t xml:space="preserve">Management International Review</w:t>
+      </w:r>
+      <w:r>
+        <w:t xml:space="preserve">, Vol. 47 No. 3, pp. 319-347.</w:t>
+      </w:r>
+    </w:p>
+    <w:p>
+      <w:pPr>
+        <w:pStyle w:val="BodyText"/>
+      </w:pPr>
+      <w:r>
+        <w:t xml:space="preserve">Bernard, A.B., Jensen, J.B., Redding, S.J. and Schott, P.K. (2007), "Firms in international trade",</w:t>
       </w:r>
       <w:r>
         <w:t xml:space="preserve"> </w:t>
@@ -4396,18 +4342,18 @@
           <w:iCs/>
           <w:i/>
         </w:rPr>
-        <w:t xml:space="preserve">Journal of Economic Perspectives, 21</w:t>
-      </w:r>
-      <w:r>
-        <w:t xml:space="preserve">(3), 105–130.</w:t>
-      </w:r>
-    </w:p>
-    <w:p>
-      <w:pPr>
-        <w:pStyle w:val="BodyText"/>
-      </w:pPr>
-      <w:r>
-        <w:t xml:space="preserve">Cohen, W. M., &amp; Levinthal, D. A. (1990). Absorptive capacity: A new perspective on learning and innovation.</w:t>
+        <w:t xml:space="preserve">Journal of Economic Perspectives</w:t>
+      </w:r>
+      <w:r>
+        <w:t xml:space="preserve">, Vol. 21 No. 3, pp. 105-130.</w:t>
+      </w:r>
+    </w:p>
+    <w:p>
+      <w:pPr>
+        <w:pStyle w:val="BodyText"/>
+      </w:pPr>
+      <w:r>
+        <w:t xml:space="preserve">Cohen, W.M. and Levinthal, D.A. (1990), "Absorptive capacity: A new perspective on learning and innovation",</w:t>
       </w:r>
       <w:r>
         <w:t xml:space="preserve"> </w:t>
@@ -4417,18 +4363,18 @@
           <w:iCs/>
           <w:i/>
         </w:rPr>
-        <w:t xml:space="preserve">Administrative Science Quarterly, 35</w:t>
-      </w:r>
-      <w:r>
-        <w:t xml:space="preserve">(1), 128–152.</w:t>
-      </w:r>
-    </w:p>
-    <w:p>
-      <w:pPr>
-        <w:pStyle w:val="BodyText"/>
-      </w:pPr>
-      <w:r>
-        <w:t xml:space="preserve">Combs, J. G., Crook, T. R., &amp; Shook, C. L. (2005). The dimensionality of organizational performance and its implications for strategic management research. In D. J. Ketchen &amp; D. D. Bergh (Eds.),</w:t>
+        <w:t xml:space="preserve">Administrative Science Quarterly</w:t>
+      </w:r>
+      <w:r>
+        <w:t xml:space="preserve">, Vol. 35 No. 1, pp. 128-152.</w:t>
+      </w:r>
+    </w:p>
+    <w:p>
+      <w:pPr>
+        <w:pStyle w:val="BodyText"/>
+      </w:pPr>
+      <w:r>
+        <w:t xml:space="preserve">Combs, J.G., Crook, T.R. and Shook, C.L. (2005), "The dimensionality of organizational performance and its implications for strategic management research", in D.J. Ketchen and D.D. Bergh (Eds),</w:t>
       </w:r>
       <w:r>
         <w:t xml:space="preserve"> </w:t>
@@ -4441,18 +4387,15 @@
         <w:t xml:space="preserve">Research methodology in strategy and management</w:t>
       </w:r>
       <w:r>
-        <w:t xml:space="preserve"> </w:t>
-      </w:r>
-      <w:r>
-        <w:t xml:space="preserve">(Vol. 2, pp. 259–286). Emerald.</w:t>
-      </w:r>
-    </w:p>
-    <w:p>
-      <w:pPr>
-        <w:pStyle w:val="BodyText"/>
-      </w:pPr>
-      <w:r>
-        <w:t xml:space="preserve">Contractor, F. J., Kundu, S. K., &amp; Hsu, C.-C. (2003). A three-stage theory of international expansion: The link between multinationality and performance in the service sector.</w:t>
+        <w:t xml:space="preserve">, Vol. 2, Emerald, pp. 259-286.</w:t>
+      </w:r>
+    </w:p>
+    <w:p>
+      <w:pPr>
+        <w:pStyle w:val="BodyText"/>
+      </w:pPr>
+      <w:r>
+        <w:t xml:space="preserve">Contractor, F.J., Kundu, S.K. and Hsu, C.-C. (2003), "A three-stage theory of international expansion: The link between multinationality and performance in the service sector",</w:t>
       </w:r>
       <w:r>
         <w:t xml:space="preserve"> </w:t>
@@ -4462,18 +4405,18 @@
           <w:iCs/>
           <w:i/>
         </w:rPr>
-        <w:t xml:space="preserve">Journal of International Business Studies, 34</w:t>
-      </w:r>
-      <w:r>
-        <w:t xml:space="preserve">(1), 5–18.</w:t>
-      </w:r>
-    </w:p>
-    <w:p>
-      <w:pPr>
-        <w:pStyle w:val="BodyText"/>
-      </w:pPr>
-      <w:r>
-        <w:t xml:space="preserve">Cusolito, A. P., &amp; Maloney, W. F. (2018).</w:t>
+        <w:t xml:space="preserve">Journal of International Business Studies</w:t>
+      </w:r>
+      <w:r>
+        <w:t xml:space="preserve">, Vol. 34 No. 1, pp. 5-18.</w:t>
+      </w:r>
+    </w:p>
+    <w:p>
+      <w:pPr>
+        <w:pStyle w:val="BodyText"/>
+      </w:pPr>
+      <w:r>
+        <w:t xml:space="preserve">Cusolito, A.P. and Maloney, W.F. (2018),</w:t>
       </w:r>
       <w:r>
         <w:t xml:space="preserve"> </w:t>
@@ -4486,15 +4429,15 @@
         <w:t xml:space="preserve">Productivity revisited: Shifting paradigms in analysis and policy</w:t>
       </w:r>
       <w:r>
-        <w:t xml:space="preserve">. World Bank.</w:t>
-      </w:r>
-    </w:p>
-    <w:p>
-      <w:pPr>
-        <w:pStyle w:val="BodyText"/>
-      </w:pPr>
-      <w:r>
-        <w:t xml:space="preserve">Goto, T. (2014). Family business and its longevity.</w:t>
+        <w:t xml:space="preserve">, World Bank.</w:t>
+      </w:r>
+    </w:p>
+    <w:p>
+      <w:pPr>
+        <w:pStyle w:val="BodyText"/>
+      </w:pPr>
+      <w:r>
+        <w:t xml:space="preserve">Goto, T. (2014), "Family business and its longevity",</w:t>
       </w:r>
       <w:r>
         <w:t xml:space="preserve"> </w:t>
@@ -4504,18 +4447,18 @@
           <w:iCs/>
           <w:i/>
         </w:rPr>
-        <w:t xml:space="preserve">Kindai Management Review, 2</w:t>
-      </w:r>
-      <w:r>
-        <w:t xml:space="preserve">, 78–96.</w:t>
-      </w:r>
-    </w:p>
-    <w:p>
-      <w:pPr>
-        <w:pStyle w:val="BodyText"/>
-      </w:pPr>
-      <w:r>
-        <w:t xml:space="preserve">Greenaway, D., &amp; Kneller, R. (2007). Firm heterogeneity, exporting and foreign direct investment.</w:t>
+        <w:t xml:space="preserve">Kindai Management Review</w:t>
+      </w:r>
+      <w:r>
+        <w:t xml:space="preserve">, Vol. 2, pp. 78-96.</w:t>
+      </w:r>
+    </w:p>
+    <w:p>
+      <w:pPr>
+        <w:pStyle w:val="BodyText"/>
+      </w:pPr>
+      <w:r>
+        <w:t xml:space="preserve">Greenaway, D. and Kneller, R. (2007), "Firm heterogeneity, exporting and foreign direct investment",</w:t>
       </w:r>
       <w:r>
         <w:t xml:space="preserve"> </w:t>
@@ -4525,18 +4468,18 @@
           <w:iCs/>
           <w:i/>
         </w:rPr>
-        <w:t xml:space="preserve">Economic Journal, 117</w:t>
-      </w:r>
-      <w:r>
-        <w:t xml:space="preserve">(517), F134–F161.</w:t>
-      </w:r>
-    </w:p>
-    <w:p>
-      <w:pPr>
-        <w:pStyle w:val="BodyText"/>
-      </w:pPr>
-      <w:r>
-        <w:t xml:space="preserve">Hambrick, D. C., &amp; Mason, P. A. (1984). Upper echelons: The organization as a reflection of its top managers.</w:t>
+        <w:t xml:space="preserve">Economic Journal</w:t>
+      </w:r>
+      <w:r>
+        <w:t xml:space="preserve">, Vol. 117 No. 517, pp. F134-F161.</w:t>
+      </w:r>
+    </w:p>
+    <w:p>
+      <w:pPr>
+        <w:pStyle w:val="BodyText"/>
+      </w:pPr>
+      <w:r>
+        <w:t xml:space="preserve">Hambrick, D.C. and Mason, P.A. (1984), "Upper echelons: The organization as a reflection of its top managers",</w:t>
       </w:r>
       <w:r>
         <w:t xml:space="preserve"> </w:t>
@@ -4546,18 +4489,18 @@
           <w:iCs/>
           <w:i/>
         </w:rPr>
-        <w:t xml:space="preserve">Academy of Management Review, 9</w:t>
-      </w:r>
-      <w:r>
-        <w:t xml:space="preserve">(2), 193–206.</w:t>
-      </w:r>
-    </w:p>
-    <w:p>
-      <w:pPr>
-        <w:pStyle w:val="BodyText"/>
-      </w:pPr>
-      <w:r>
-        <w:t xml:space="preserve">Hessels, J., &amp; Terjesen, S. (2010). Resource dependency and institutional theory perspectives on direct and indirect export choices.</w:t>
+        <w:t xml:space="preserve">Academy of Management Review</w:t>
+      </w:r>
+      <w:r>
+        <w:t xml:space="preserve">, Vol. 9 No. 2, pp. 193-206.</w:t>
+      </w:r>
+    </w:p>
+    <w:p>
+      <w:pPr>
+        <w:pStyle w:val="BodyText"/>
+      </w:pPr>
+      <w:r>
+        <w:t xml:space="preserve">Hessels, J. and Terjesen, S. (2010), "Resource dependency and institutional theory perspectives on direct and indirect export choices",</w:t>
       </w:r>
       <w:r>
         <w:t xml:space="preserve"> </w:t>
@@ -4567,18 +4510,18 @@
           <w:iCs/>
           <w:i/>
         </w:rPr>
-        <w:t xml:space="preserve">Small Business Economics, 34</w:t>
-      </w:r>
-      <w:r>
-        <w:t xml:space="preserve">(2), 203–220.</w:t>
-      </w:r>
-    </w:p>
-    <w:p>
-      <w:pPr>
-        <w:pStyle w:val="BodyText"/>
-      </w:pPr>
-      <w:r>
-        <w:t xml:space="preserve">Hitt, M. A., Hoskisson, R. E., &amp; Kim, H. (1997). International diversification: Effects on innovation and firm performance in product-diversified firms.</w:t>
+        <w:t xml:space="preserve">Small Business Economics</w:t>
+      </w:r>
+      <w:r>
+        <w:t xml:space="preserve">, Vol. 34 No. 2, pp. 203-220.</w:t>
+      </w:r>
+    </w:p>
+    <w:p>
+      <w:pPr>
+        <w:pStyle w:val="BodyText"/>
+      </w:pPr>
+      <w:r>
+        <w:t xml:space="preserve">Hitt, M.A., Hoskisson, R.E. and Kim, H. (1997), "International diversification: Effects on innovation and firm performance in product-diversified firms",</w:t>
       </w:r>
       <w:r>
         <w:t xml:space="preserve"> </w:t>
@@ -4588,18 +4531,18 @@
           <w:iCs/>
           <w:i/>
         </w:rPr>
-        <w:t xml:space="preserve">Academy of Management Journal, 40</w:t>
-      </w:r>
-      <w:r>
-        <w:t xml:space="preserve">(4), 767–798.</w:t>
-      </w:r>
-    </w:p>
-    <w:p>
-      <w:pPr>
-        <w:pStyle w:val="BodyText"/>
-      </w:pPr>
-      <w:r>
-        <w:t xml:space="preserve">Johanson, J., &amp; Vahlne, J.-E. (1977). The internationalization process of the firm: A model of knowledge development and increasing foreign market commitments.</w:t>
+        <w:t xml:space="preserve">Academy of Management Journal</w:t>
+      </w:r>
+      <w:r>
+        <w:t xml:space="preserve">, Vol. 40 No. 4, pp. 767-798.</w:t>
+      </w:r>
+    </w:p>
+    <w:p>
+      <w:pPr>
+        <w:pStyle w:val="BodyText"/>
+      </w:pPr>
+      <w:r>
+        <w:t xml:space="preserve">Johanson, J. and Vahlne, J.-E. (1977), "The internationalization process of the firm: A model of knowledge development and increasing foreign market commitments",</w:t>
       </w:r>
       <w:r>
         <w:t xml:space="preserve"> </w:t>
@@ -4609,18 +4552,18 @@
           <w:iCs/>
           <w:i/>
         </w:rPr>
-        <w:t xml:space="preserve">Journal of International Business Studies, 8</w:t>
-      </w:r>
-      <w:r>
-        <w:t xml:space="preserve">(1), 23–32.</w:t>
-      </w:r>
-    </w:p>
-    <w:p>
-      <w:pPr>
-        <w:pStyle w:val="BodyText"/>
-      </w:pPr>
-      <w:r>
-        <w:t xml:space="preserve">Khanna, T., &amp; Palepu, K. G. (2010).</w:t>
+        <w:t xml:space="preserve">Journal of International Business Studies</w:t>
+      </w:r>
+      <w:r>
+        <w:t xml:space="preserve">, Vol. 8 No. 1, pp. 23-32.</w:t>
+      </w:r>
+    </w:p>
+    <w:p>
+      <w:pPr>
+        <w:pStyle w:val="BodyText"/>
+      </w:pPr>
+      <w:r>
+        <w:t xml:space="preserve">Khanna, T. and Palepu, K.G. (2010),</w:t>
       </w:r>
       <w:r>
         <w:t xml:space="preserve"> </w:t>
@@ -4633,15 +4576,15 @@
         <w:t xml:space="preserve">Winning in emerging markets: A road map for strategy and execution</w:t>
       </w:r>
       <w:r>
-        <w:t xml:space="preserve">. Harvard Business Press.</w:t>
-      </w:r>
-    </w:p>
-    <w:p>
-      <w:pPr>
-        <w:pStyle w:val="BodyText"/>
-      </w:pPr>
-      <w:r>
-        <w:t xml:space="preserve">Kirca, A. H., Hult, G. T. M., Deligonul, S., Perryman, A. A., &amp; Cavusgil, S. T. (2012). A multilevel examination of the drivers of firm multinationality–performance relationship.</w:t>
+        <w:t xml:space="preserve">, Harvard Business Press.</w:t>
+      </w:r>
+    </w:p>
+    <w:p>
+      <w:pPr>
+        <w:pStyle w:val="BodyText"/>
+      </w:pPr>
+      <w:r>
+        <w:t xml:space="preserve">Kirca, A.H., Hult, G.T.M., Deligonul, S., Perryman, A.A. and Cavusgil, S.T. (2012), "A multilevel examination of the drivers of firm multinationality–performance relationship",</w:t>
       </w:r>
       <w:r>
         <w:t xml:space="preserve"> </w:t>
@@ -4651,18 +4594,18 @@
           <w:iCs/>
           <w:i/>
         </w:rPr>
-        <w:t xml:space="preserve">Journal of Management, 38</w:t>
-      </w:r>
-      <w:r>
-        <w:t xml:space="preserve">(2), 502–530.</w:t>
-      </w:r>
-    </w:p>
-    <w:p>
-      <w:pPr>
-        <w:pStyle w:val="BodyText"/>
-      </w:pPr>
-      <w:r>
-        <w:t xml:space="preserve">Lall, S. (1992). Technological capabilities and industrialization.</w:t>
+        <w:t xml:space="preserve">Journal of Management</w:t>
+      </w:r>
+      <w:r>
+        <w:t xml:space="preserve">, Vol. 38 No. 2, pp. 502-530.</w:t>
+      </w:r>
+    </w:p>
+    <w:p>
+      <w:pPr>
+        <w:pStyle w:val="BodyText"/>
+      </w:pPr>
+      <w:r>
+        <w:t xml:space="preserve">Lall, S. (1992), "Technological capabilities and industrialization",</w:t>
       </w:r>
       <w:r>
         <w:t xml:space="preserve"> </w:t>
@@ -4672,18 +4615,18 @@
           <w:iCs/>
           <w:i/>
         </w:rPr>
-        <w:t xml:space="preserve">World Development, 20</w:t>
-      </w:r>
-      <w:r>
-        <w:t xml:space="preserve">(2), 165–186.</w:t>
-      </w:r>
-    </w:p>
-    <w:p>
-      <w:pPr>
-        <w:pStyle w:val="BodyText"/>
-      </w:pPr>
-      <w:r>
-        <w:t xml:space="preserve">Lind, J. T., &amp; Mehlum, H. (2010). With or without U? The appropriate test for a U-shaped relationship.</w:t>
+        <w:t xml:space="preserve">World Development</w:t>
+      </w:r>
+      <w:r>
+        <w:t xml:space="preserve">, Vol. 20 No. 2, pp. 165-186.</w:t>
+      </w:r>
+    </w:p>
+    <w:p>
+      <w:pPr>
+        <w:pStyle w:val="BodyText"/>
+      </w:pPr>
+      <w:r>
+        <w:t xml:space="preserve">Lind, J.T. and Mehlum, H. (2010), "With or without U? The appropriate test for a U-shaped relationship",</w:t>
       </w:r>
       <w:r>
         <w:t xml:space="preserve"> </w:t>
@@ -4693,18 +4636,18 @@
           <w:iCs/>
           <w:i/>
         </w:rPr>
-        <w:t xml:space="preserve">Oxford Bulletin of Economics and Statistics, 72</w:t>
-      </w:r>
-      <w:r>
-        <w:t xml:space="preserve">(1), 109–118.</w:t>
-      </w:r>
-    </w:p>
-    <w:p>
-      <w:pPr>
-        <w:pStyle w:val="BodyText"/>
-      </w:pPr>
-      <w:r>
-        <w:t xml:space="preserve">Lu, J. W., &amp; Beamish, P. W. (2001). The internationalization and performance of SMEs.</w:t>
+        <w:t xml:space="preserve">Oxford Bulletin of Economics and Statistics</w:t>
+      </w:r>
+      <w:r>
+        <w:t xml:space="preserve">, Vol. 72 No. 1, pp. 109-118.</w:t>
+      </w:r>
+    </w:p>
+    <w:p>
+      <w:pPr>
+        <w:pStyle w:val="BodyText"/>
+      </w:pPr>
+      <w:r>
+        <w:t xml:space="preserve">Lu, J.W. and Beamish, P.W. (2001), "The internationalization and performance of SMEs",</w:t>
       </w:r>
       <w:r>
         <w:t xml:space="preserve"> </w:t>
@@ -4714,18 +4657,18 @@
           <w:iCs/>
           <w:i/>
         </w:rPr>
-        <w:t xml:space="preserve">Strategic Management Journal, 22</w:t>
-      </w:r>
-      <w:r>
-        <w:t xml:space="preserve">(6–7), 565–586.</w:t>
-      </w:r>
-    </w:p>
-    <w:p>
-      <w:pPr>
-        <w:pStyle w:val="BodyText"/>
-      </w:pPr>
-      <w:r>
-        <w:t xml:space="preserve">Lu, J. W., &amp; Beamish, P. W. (2004). International diversification and firm performance: The S-curve hypothesis.</w:t>
+        <w:t xml:space="preserve">Strategic Management Journal</w:t>
+      </w:r>
+      <w:r>
+        <w:t xml:space="preserve">, Vol. 22 No. 6-7, pp. 565-586.</w:t>
+      </w:r>
+    </w:p>
+    <w:p>
+      <w:pPr>
+        <w:pStyle w:val="BodyText"/>
+      </w:pPr>
+      <w:r>
+        <w:t xml:space="preserve">Lu, J.W. and Beamish, P.W. (2004), "International diversification and firm performance: The S-curve hypothesis",</w:t>
       </w:r>
       <w:r>
         <w:t xml:space="preserve"> </w:t>
@@ -4735,18 +4678,18 @@
           <w:iCs/>
           <w:i/>
         </w:rPr>
-        <w:t xml:space="preserve">Academy of Management Journal, 47</w:t>
-      </w:r>
-      <w:r>
-        <w:t xml:space="preserve">(4), 598–609.</w:t>
-      </w:r>
-    </w:p>
-    <w:p>
-      <w:pPr>
-        <w:pStyle w:val="BodyText"/>
-      </w:pPr>
-      <w:r>
-        <w:t xml:space="preserve">Magoshi, E., &amp; Chang, E. (2009). Diversity management and the effects on employees’ organizational commitment: Evidence from Japan and Korea.</w:t>
+        <w:t xml:space="preserve">Academy of Management Journal</w:t>
+      </w:r>
+      <w:r>
+        <w:t xml:space="preserve">, Vol. 47 No. 4, pp. 598-609.</w:t>
+      </w:r>
+    </w:p>
+    <w:p>
+      <w:pPr>
+        <w:pStyle w:val="BodyText"/>
+      </w:pPr>
+      <w:r>
+        <w:t xml:space="preserve">Magoshi, E. and Chang, E. (2009), "Diversity management and the effects on employees' organizational commitment: Evidence from Japan and Korea",</w:t>
       </w:r>
       <w:r>
         <w:t xml:space="preserve"> </w:t>
@@ -4756,18 +4699,18 @@
           <w:iCs/>
           <w:i/>
         </w:rPr>
-        <w:t xml:space="preserve">Journal of World Business, 44</w:t>
-      </w:r>
-      <w:r>
-        <w:t xml:space="preserve">(1), 31–40.</w:t>
-      </w:r>
-    </w:p>
-    <w:p>
-      <w:pPr>
-        <w:pStyle w:val="BodyText"/>
-      </w:pPr>
-      <w:r>
-        <w:t xml:space="preserve">Marano, V., Arregle, J.-L., Hitt, M. A., Spadafora, E., &amp; van Essen, M. (2016). Home country institutions and the internationalization–performance relationship: A meta-analytic review.</w:t>
+        <w:t xml:space="preserve">Journal of World Business</w:t>
+      </w:r>
+      <w:r>
+        <w:t xml:space="preserve">, Vol. 44 No. 1, pp. 31-40.</w:t>
+      </w:r>
+    </w:p>
+    <w:p>
+      <w:pPr>
+        <w:pStyle w:val="BodyText"/>
+      </w:pPr>
+      <w:r>
+        <w:t xml:space="preserve">Marano, V., Arregle, J.-L., Hitt, M.A., Spadafora, E. and van Essen, M. (2016), "Home country institutions and the internationalization–performance relationship: A meta-analytic review",</w:t>
       </w:r>
       <w:r>
         <w:t xml:space="preserve"> </w:t>
@@ -4777,18 +4720,18 @@
           <w:iCs/>
           <w:i/>
         </w:rPr>
-        <w:t xml:space="preserve">Journal of Management, 42</w:t>
-      </w:r>
-      <w:r>
-        <w:t xml:space="preserve">(5), 1075–1110.</w:t>
-      </w:r>
-    </w:p>
-    <w:p>
-      <w:pPr>
-        <w:pStyle w:val="BodyText"/>
-      </w:pPr>
-      <w:r>
-        <w:t xml:space="preserve">Melitz, M. J. (2003). The impact of trade on intra-industry reallocations and aggregate industry productivity.</w:t>
+        <w:t xml:space="preserve">Journal of Management</w:t>
+      </w:r>
+      <w:r>
+        <w:t xml:space="preserve">, Vol. 42 No. 5, pp. 1075-1110.</w:t>
+      </w:r>
+    </w:p>
+    <w:p>
+      <w:pPr>
+        <w:pStyle w:val="BodyText"/>
+      </w:pPr>
+      <w:r>
+        <w:t xml:space="preserve">Melitz, M.J. (2003), "The impact of trade on intra-industry reallocations and aggregate industry productivity",</w:t>
       </w:r>
       <w:r>
         <w:t xml:space="preserve"> </w:t>
@@ -4798,18 +4741,18 @@
           <w:iCs/>
           <w:i/>
         </w:rPr>
-        <w:t xml:space="preserve">Econometrica, 71</w:t>
-      </w:r>
-      <w:r>
-        <w:t xml:space="preserve">(6), 1695–1725.</w:t>
-      </w:r>
-    </w:p>
-    <w:p>
-      <w:pPr>
-        <w:pStyle w:val="BodyText"/>
-      </w:pPr>
-      <w:r>
-        <w:t xml:space="preserve">Meyer, K. E., Estrin, S., Bhaumik, S. K., &amp; Peng, M. W. (2009). Institutions, resources, and entry strategies in emerging economies.</w:t>
+        <w:t xml:space="preserve">Econometrica</w:t>
+      </w:r>
+      <w:r>
+        <w:t xml:space="preserve">, Vol. 71 No. 6, pp. 1695-1725.</w:t>
+      </w:r>
+    </w:p>
+    <w:p>
+      <w:pPr>
+        <w:pStyle w:val="BodyText"/>
+      </w:pPr>
+      <w:r>
+        <w:t xml:space="preserve">Meyer, K.E., Estrin, S., Bhaumik, S.K. and Peng, M.W. (2009), "Institutions, resources, and entry strategies in emerging economies",</w:t>
       </w:r>
       <w:r>
         <w:t xml:space="preserve"> </w:t>
@@ -4819,18 +4762,18 @@
           <w:iCs/>
           <w:i/>
         </w:rPr>
-        <w:t xml:space="preserve">Strategic Management Journal, 30</w:t>
-      </w:r>
-      <w:r>
-        <w:t xml:space="preserve">(1), 61–80.</w:t>
-      </w:r>
-    </w:p>
-    <w:p>
-      <w:pPr>
-        <w:pStyle w:val="BodyText"/>
-      </w:pPr>
-      <w:r>
-        <w:t xml:space="preserve">North, D. C. (1990).</w:t>
+        <w:t xml:space="preserve">Strategic Management Journal</w:t>
+      </w:r>
+      <w:r>
+        <w:t xml:space="preserve">, Vol. 30 No. 1, pp. 61-80.</w:t>
+      </w:r>
+    </w:p>
+    <w:p>
+      <w:pPr>
+        <w:pStyle w:val="BodyText"/>
+      </w:pPr>
+      <w:r>
+        <w:t xml:space="preserve">North, D.C. (1990),</w:t>
       </w:r>
       <w:r>
         <w:t xml:space="preserve"> </w:t>
@@ -4843,15 +4786,15 @@
         <w:t xml:space="preserve">Institutions, institutional change and economic performance</w:t>
       </w:r>
       <w:r>
-        <w:t xml:space="preserve">. Cambridge University Press.</w:t>
-      </w:r>
-    </w:p>
-    <w:p>
-      <w:pPr>
-        <w:pStyle w:val="BodyText"/>
-      </w:pPr>
-      <w:r>
-        <w:t xml:space="preserve">Peng, M. W., &amp; Ilinitch, A. Y. (1998). Export intermediary firms: A note on export development research.</w:t>
+        <w:t xml:space="preserve">, Cambridge University Press.</w:t>
+      </w:r>
+    </w:p>
+    <w:p>
+      <w:pPr>
+        <w:pStyle w:val="BodyText"/>
+      </w:pPr>
+      <w:r>
+        <w:t xml:space="preserve">Peng, M.W. and Ilinitch, A.Y. (1998), "Export intermediary firms: A note on export development research",</w:t>
       </w:r>
       <w:r>
         <w:t xml:space="preserve"> </w:t>
@@ -4861,18 +4804,18 @@
           <w:iCs/>
           <w:i/>
         </w:rPr>
-        <w:t xml:space="preserve">Journal of International Business Studies, 29</w:t>
-      </w:r>
-      <w:r>
-        <w:t xml:space="preserve">(3), 609–620.</w:t>
-      </w:r>
-    </w:p>
-    <w:p>
-      <w:pPr>
-        <w:pStyle w:val="BodyText"/>
-      </w:pPr>
-      <w:r>
-        <w:t xml:space="preserve">Richard, P. J., Devinney, T. M., Yip, G. S., &amp; Johnson, G. (2009). Measuring organizational performance: Towards methodological best practice.</w:t>
+        <w:t xml:space="preserve">Journal of International Business Studies</w:t>
+      </w:r>
+      <w:r>
+        <w:t xml:space="preserve">, Vol. 29 No. 3, pp. 609-620.</w:t>
+      </w:r>
+    </w:p>
+    <w:p>
+      <w:pPr>
+        <w:pStyle w:val="BodyText"/>
+      </w:pPr>
+      <w:r>
+        <w:t xml:space="preserve">Richard, P.J., Devinney, T.M., Yip, G.S. and Johnson, G. (2009), "Measuring organizational performance: Towards methodological best practice",</w:t>
       </w:r>
       <w:r>
         <w:t xml:space="preserve"> </w:t>
@@ -4882,18 +4825,18 @@
           <w:iCs/>
           <w:i/>
         </w:rPr>
-        <w:t xml:space="preserve">Journal of Management, 35</w:t>
-      </w:r>
-      <w:r>
-        <w:t xml:space="preserve">(3), 718–804.</w:t>
-      </w:r>
-    </w:p>
-    <w:p>
-      <w:pPr>
-        <w:pStyle w:val="BodyText"/>
-      </w:pPr>
-      <w:r>
-        <w:t xml:space="preserve">Sasaki, I., Kotlar, J., Ravasi, D., &amp; Vaara, E. (2020). Dealing with revered past: Historical identity statements and strategic change in Japanese family firms.</w:t>
+        <w:t xml:space="preserve">Journal of Management</w:t>
+      </w:r>
+      <w:r>
+        <w:t xml:space="preserve">, Vol. 35 No. 3, pp. 718-804.</w:t>
+      </w:r>
+    </w:p>
+    <w:p>
+      <w:pPr>
+        <w:pStyle w:val="BodyText"/>
+      </w:pPr>
+      <w:r>
+        <w:t xml:space="preserve">Sasaki, I., Kotlar, J., Ravasi, D. and Vaara, E. (2020), "Dealing with revered past: Historical identity statements and strategic change in Japanese family firms",</w:t>
       </w:r>
       <w:r>
         <w:t xml:space="preserve"> </w:t>
@@ -4903,18 +4846,18 @@
           <w:iCs/>
           <w:i/>
         </w:rPr>
-        <w:t xml:space="preserve">Strategic Management Journal, 41</w:t>
-      </w:r>
-      <w:r>
-        <w:t xml:space="preserve">(3), 590–623.</w:t>
-      </w:r>
-    </w:p>
-    <w:p>
-      <w:pPr>
-        <w:pStyle w:val="BodyText"/>
-      </w:pPr>
-      <w:r>
-        <w:t xml:space="preserve">Sørensen, J. B., &amp; Stuart, T. E. (2000). Aging, obsolescence, and organizational innovation.</w:t>
+        <w:t xml:space="preserve">Strategic Management Journal</w:t>
+      </w:r>
+      <w:r>
+        <w:t xml:space="preserve">, Vol. 41 No. 3, pp. 590-623.</w:t>
+      </w:r>
+    </w:p>
+    <w:p>
+      <w:pPr>
+        <w:pStyle w:val="BodyText"/>
+      </w:pPr>
+      <w:r>
+        <w:t xml:space="preserve">Sørensen, J.B. and Stuart, T.E. (2000), "Aging, obsolescence, and organizational innovation",</w:t>
       </w:r>
       <w:r>
         <w:t xml:space="preserve"> </w:t>
@@ -4924,18 +4867,18 @@
           <w:iCs/>
           <w:i/>
         </w:rPr>
-        <w:t xml:space="preserve">Administrative Science Quarterly, 45</w:t>
-      </w:r>
-      <w:r>
-        <w:t xml:space="preserve">(1), 81–112.</w:t>
-      </w:r>
-    </w:p>
-    <w:p>
-      <w:pPr>
-        <w:pStyle w:val="BodyText"/>
-      </w:pPr>
-      <w:r>
-        <w:t xml:space="preserve">Sullivan, D. (1994). Measuring the degree of internationalization of a firm.</w:t>
+        <w:t xml:space="preserve">Administrative Science Quarterly</w:t>
+      </w:r>
+      <w:r>
+        <w:t xml:space="preserve">, Vol. 45 No. 1, pp. 81-112.</w:t>
+      </w:r>
+    </w:p>
+    <w:p>
+      <w:pPr>
+        <w:pStyle w:val="BodyText"/>
+      </w:pPr>
+      <w:r>
+        <w:t xml:space="preserve">Sullivan, D. (1994), "Measuring the degree of internationalization of a firm",</w:t>
       </w:r>
       <w:r>
         <w:t xml:space="preserve"> </w:t>
@@ -4945,18 +4888,18 @@
           <w:iCs/>
           <w:i/>
         </w:rPr>
-        <w:t xml:space="preserve">Journal of International Business Studies, 25</w:t>
-      </w:r>
-      <w:r>
-        <w:t xml:space="preserve">(2), 325–342.</w:t>
-      </w:r>
-    </w:p>
-    <w:p>
-      <w:pPr>
-        <w:pStyle w:val="BodyText"/>
-      </w:pPr>
-      <w:r>
-        <w:t xml:space="preserve">Verhoef, P. C., Broekhuizen, T., Bart, Y., Bhattacharya, A., Dong, J. Q., Fabian, N., &amp; Haenlein, M. (2021). Digital transformation: A multidisciplinary reflection and research agenda.</w:t>
+        <w:t xml:space="preserve">Journal of International Business Studies</w:t>
+      </w:r>
+      <w:r>
+        <w:t xml:space="preserve">, Vol. 25 No. 2, pp. 325-342.</w:t>
+      </w:r>
+    </w:p>
+    <w:p>
+      <w:pPr>
+        <w:pStyle w:val="BodyText"/>
+      </w:pPr>
+      <w:r>
+        <w:t xml:space="preserve">Verhoef, P.C., Broekhuizen, T., Bart, Y., Bhattacharya, A., Dong, J.Q., Fabian, N. and Haenlein, M. (2021), "Digital transformation: A multidisciplinary reflection and research agenda",</w:t>
       </w:r>
       <w:r>
         <w:t xml:space="preserve"> </w:t>
@@ -4966,18 +4909,18 @@
           <w:iCs/>
           <w:i/>
         </w:rPr>
-        <w:t xml:space="preserve">Journal of Business Research, 122</w:t>
-      </w:r>
-      <w:r>
-        <w:t xml:space="preserve">, 889–901.</w:t>
-      </w:r>
-    </w:p>
-    <w:p>
-      <w:pPr>
-        <w:pStyle w:val="BodyText"/>
-      </w:pPr>
-      <w:r>
-        <w:t xml:space="preserve">Wagner, J. (2007). Exports and productivity: A survey of the evidence from firm-level data.</w:t>
+        <w:t xml:space="preserve">Journal of Business Research</w:t>
+      </w:r>
+      <w:r>
+        <w:t xml:space="preserve">, Vol. 122, pp. 889-901.</w:t>
+      </w:r>
+    </w:p>
+    <w:p>
+      <w:pPr>
+        <w:pStyle w:val="BodyText"/>
+      </w:pPr>
+      <w:r>
+        <w:t xml:space="preserve">Wagner, J. (2007), "Exports and productivity: A survey of the evidence from firm-level data",</w:t>
       </w:r>
       <w:r>
         <w:t xml:space="preserve"> </w:t>
@@ -4987,18 +4930,18 @@
           <w:iCs/>
           <w:i/>
         </w:rPr>
-        <w:t xml:space="preserve">The World Economy, 30</w:t>
-      </w:r>
-      <w:r>
-        <w:t xml:space="preserve">(1), 60–82.</w:t>
-      </w:r>
-    </w:p>
-    <w:p>
-      <w:pPr>
-        <w:pStyle w:val="BodyText"/>
-      </w:pPr>
-      <w:r>
-        <w:t xml:space="preserve">Yamaguchi, K. (2019).</w:t>
+        <w:t xml:space="preserve">The World Economy</w:t>
+      </w:r>
+      <w:r>
+        <w:t xml:space="preserve">, Vol. 30 No. 1, pp. 60-82.</w:t>
+      </w:r>
+    </w:p>
+    <w:p>
+      <w:pPr>
+        <w:pStyle w:val="BodyText"/>
+      </w:pPr>
+      <w:r>
+        <w:t xml:space="preserve">Yamaguchi, K. (2019),</w:t>
       </w:r>
       <w:r>
         <w:t xml:space="preserve"> </w:t>
@@ -5011,15 +4954,15 @@
         <w:t xml:space="preserve">Gender inequalities in the Japanese workplace and employment: Theories and empirical evidence</w:t>
       </w:r>
       <w:r>
-        <w:t xml:space="preserve">. Springer.</w:t>
-      </w:r>
-    </w:p>
-    <w:p>
-      <w:pPr>
-        <w:pStyle w:val="BodyText"/>
-      </w:pPr>
-      <w:r>
-        <w:t xml:space="preserve">Zaheer, S. (1995). Overcoming the liability of foreignness.</w:t>
+        <w:t xml:space="preserve">, Springer.</w:t>
+      </w:r>
+    </w:p>
+    <w:p>
+      <w:pPr>
+        <w:pStyle w:val="BodyText"/>
+      </w:pPr>
+      <w:r>
+        <w:t xml:space="preserve">Zaheer, S. (1995), "Overcoming the liability of foreignness",</w:t>
       </w:r>
       <w:r>
         <w:t xml:space="preserve"> </w:t>
@@ -5029,18 +4972,18 @@
           <w:iCs/>
           <w:i/>
         </w:rPr>
-        <w:t xml:space="preserve">Academy of Management Journal, 38</w:t>
-      </w:r>
-      <w:r>
-        <w:t xml:space="preserve">(2), 341–363.</w:t>
-      </w:r>
-    </w:p>
-    <w:p>
-      <w:pPr>
-        <w:pStyle w:val="BodyText"/>
-      </w:pPr>
-      <w:r>
-        <w:t xml:space="preserve">Zahra, S. A., Ireland, R. D., &amp; Hitt, M. A. (2000). International expansion by new venture firms: International diversity, mode of market entry, technological learning, and performance.</w:t>
+        <w:t xml:space="preserve">Academy of Management Journal</w:t>
+      </w:r>
+      <w:r>
+        <w:t xml:space="preserve">, Vol. 38 No. 2, pp. 341-363.</w:t>
+      </w:r>
+    </w:p>
+    <w:p>
+      <w:pPr>
+        <w:pStyle w:val="BodyText"/>
+      </w:pPr>
+      <w:r>
+        <w:t xml:space="preserve">Zahra, S.A., Ireland, R.D. and Hitt, M.A. (2000), "International expansion by new venture firms: International diversity, mode of market entry, technological learning, and performance",</w:t>
       </w:r>
       <w:r>
         <w:t xml:space="preserve"> </w:t>
@@ -5050,18 +4993,18 @@
           <w:iCs/>
           <w:i/>
         </w:rPr>
-        <w:t xml:space="preserve">Academy of Management Journal, 43</w:t>
-      </w:r>
-      <w:r>
-        <w:t xml:space="preserve">(5), 925–950.</w:t>
-      </w:r>
-    </w:p>
-    <w:p>
-      <w:pPr>
-        <w:pStyle w:val="BodyText"/>
-      </w:pPr>
-      <w:r>
-        <w:t xml:space="preserve">World Bank. (2026).</w:t>
+        <w:t xml:space="preserve">Academy of Management Journal</w:t>
+      </w:r>
+      <w:r>
+        <w:t xml:space="preserve">, Vol. 43 No. 5, pp. 925-950.</w:t>
+      </w:r>
+    </w:p>
+    <w:p>
+      <w:pPr>
+        <w:pStyle w:val="BodyText"/>
+      </w:pPr>
+      <w:r>
+        <w:t xml:space="preserve">World Bank (2026),</w:t>
       </w:r>
       <w:r>
         <w:t xml:space="preserve"> </w:t>
@@ -5077,7 +5020,7 @@
         <w:t xml:space="preserve"> </w:t>
       </w:r>
       <w:r>
-        <w:t xml:space="preserve">[Data file]. World Bank Enterprise Surveys.</w:t>
+        <w:t xml:space="preserve">[Data file], World Bank Enterprise Surveys.</w:t>
       </w:r>
     </w:p>
     <w:bookmarkEnd w:id="44"/>

--- a/p10_japan/submission/ijoem_package/01_manuscript_blinded.docx
+++ b/p10_japan/submission/ijoem_package/01_manuscript_blinded.docx
@@ -2,7 +2,7 @@
 <file path=word/document.xml><?xml version="1.0" encoding="utf-8"?>
 <w:document xmlns:w="http://schemas.openxmlformats.org/wordprocessingml/2006/main" xmlns:m="http://schemas.openxmlformats.org/officeDocument/2006/math" xmlns:r="http://schemas.openxmlformats.org/officeDocument/2006/relationships" xmlns:o="urn:schemas-microsoft-com:office:office" xmlns:v="urn:schemas-microsoft-com:vml" xmlns:w10="urn:schemas-microsoft-com:office:word" xmlns:a="http://schemas.openxmlformats.org/drawingml/2006/main" xmlns:pic="http://schemas.openxmlformats.org/drawingml/2006/picture" xmlns:wp="http://schemas.openxmlformats.org/drawingml/2006/wordprocessingDrawing">
   <w:body>
-    <w:bookmarkStart w:id="45" w:name="X9ce5bbd905343601642ad7fa420f5abf549f0eb"/>
+    <w:bookmarkStart w:id="50" w:name="X9ce5bbd905343601642ad7fa420f5abf549f0eb"/>
     <w:p>
       <w:pPr>
         <w:pStyle w:val="Heading1"/>
@@ -4276,7 +4276,96 @@
       </w:r>
     </w:p>
     <w:bookmarkEnd w:id="43"/>
-    <w:bookmarkStart w:id="44" w:name="references"/>
+    <w:bookmarkStart w:id="44" w:name="funding"/>
+    <w:p>
+      <w:pPr>
+        <w:pStyle w:val="Heading2"/>
+      </w:pPr>
+      <w:r>
+        <w:t xml:space="preserve">Funding</w:t>
+      </w:r>
+    </w:p>
+    <w:p>
+      <w:pPr>
+        <w:pStyle w:val="FirstParagraph"/>
+      </w:pPr>
+      <w:r>
+        <w:t xml:space="preserve">This research received no specific grant from any funding agency in the public, commercial, or not-for-profit sectors.</w:t>
+      </w:r>
+    </w:p>
+    <w:bookmarkEnd w:id="44"/>
+    <w:bookmarkStart w:id="45" w:name="conflict-of-interest"/>
+    <w:p>
+      <w:pPr>
+        <w:pStyle w:val="Heading2"/>
+      </w:pPr>
+      <w:r>
+        <w:t xml:space="preserve">Conflict of Interest</w:t>
+      </w:r>
+    </w:p>
+    <w:p>
+      <w:pPr>
+        <w:pStyle w:val="FirstParagraph"/>
+      </w:pPr>
+      <w:r>
+        <w:t xml:space="preserve">The authors declare no conflict of interest.</w:t>
+      </w:r>
+    </w:p>
+    <w:bookmarkEnd w:id="45"/>
+    <w:bookmarkStart w:id="47" w:name="data-availability-statement"/>
+    <w:p>
+      <w:pPr>
+        <w:pStyle w:val="Heading2"/>
+      </w:pPr>
+      <w:r>
+        <w:t xml:space="preserve">Data availability statement</w:t>
+      </w:r>
+    </w:p>
+    <w:p>
+      <w:pPr>
+        <w:pStyle w:val="FirstParagraph"/>
+      </w:pPr>
+      <w:r>
+        <w:t xml:space="preserve">The World Bank Enterprise Survey (WBES) microdata for Japan (2025) analysed in this study are publicly available at</w:t>
+      </w:r>
+      <w:r>
+        <w:t xml:space="preserve"> </w:t>
+      </w:r>
+      <w:hyperlink r:id="rId46">
+        <w:r>
+          <w:rPr>
+            <w:rStyle w:val="Hyperlink"/>
+          </w:rPr>
+          <w:t xml:space="preserve">https://www.enterprisesurveys.org</w:t>
+        </w:r>
+      </w:hyperlink>
+      <w:r>
+        <w:t xml:space="preserve"> </w:t>
+      </w:r>
+      <w:r>
+        <w:t xml:space="preserve">subject to World Bank registration. Replication materials are available from the authors upon reasonable request, to the extent permitted by the WBES Data Access Protocol.</w:t>
+      </w:r>
+    </w:p>
+    <w:bookmarkEnd w:id="47"/>
+    <w:bookmarkStart w:id="48" w:name="Xa6ff8e54395812bd8a1d49fa16c25a1d6a46bbb"/>
+    <w:p>
+      <w:pPr>
+        <w:pStyle w:val="Heading2"/>
+      </w:pPr>
+      <w:r>
+        <w:t xml:space="preserve">Declaration of Generative AI in the Writing Process</w:t>
+      </w:r>
+    </w:p>
+    <w:p>
+      <w:pPr>
+        <w:pStyle w:val="FirstParagraph"/>
+      </w:pPr>
+      <w:r>
+        <w:t xml:space="preserve">During the preparation of this work the authors used generative AI tools to assist with language editing and formatting. The authors reviewed and edited the content as needed and take full responsibility for the content of the publication.</w:t>
+      </w:r>
+    </w:p>
+    <w:bookmarkEnd w:id="48"/>
+    <w:bookmarkStart w:id="49" w:name="references"/>
     <w:p>
       <w:pPr>
         <w:pStyle w:val="Heading2"/>
@@ -5023,8 +5112,8 @@
         <w:t xml:space="preserve">[Data file], World Bank Enterprise Surveys.</w:t>
       </w:r>
     </w:p>
-    <w:bookmarkEnd w:id="44"/>
-    <w:bookmarkEnd w:id="45"/>
+    <w:bookmarkEnd w:id="49"/>
+    <w:bookmarkEnd w:id="50"/>
     <w:sectPr>
       <w:pgSz w:h="16838" w:w="11906"/>
       <w:pgMar w:bottom="1417" w:left="1417" w:right="1417" w:top="1417"/>
